--- a/Evaluation/Reviewer Material/Theory/Q3/sample3.docx
+++ b/Evaluation/Reviewer Material/Theory/Q3/sample3.docx
@@ -4,8 +4,7 @@
   <w:body>
     <w:p>
       <w:pPr>
-        <w:pStyle w:val="Title"/>
-        <w:spacing w:after="60"/>
+        <w:spacing w:after="200"/>
       </w:pPr>
       <w:r>
         <w:rPr>
@@ -13,8 +12,8 @@
           <w:b/>
           <w:bCs/>
           <w:color w:val="1F4E5F"/>
-          <w:sz w:val="40"/>
-          <w:szCs w:val="40"/>
+          <w:sz w:val="32"/>
+          <w:szCs w:val="32"/>
         </w:rPr>
         <w:t xml:space="preserve">Response Transcript — Sample 3</w:t>
       </w:r>
@@ -22,15 +21,14 @@
     <w:p>
       <w:pPr>
         <w:pBdr>
-          <w:bottom w:val="single" w:color="CCCCCC" w:sz="6" w:space="4"/>
+          <w:bottom w:val="single" w:color="999999" w:sz="6" w:space="1"/>
         </w:pBdr>
-        <w:spacing w:after="300"/>
-      </w:pPr>
-    </w:p>
-    <w:p>
-      <w:pPr>
-        <w:pStyle w:val="Heading1"/>
-        <w:spacing w:after="140" w:before="280"/>
+        <w:spacing w:after="120" w:before="120"/>
+      </w:pPr>
+    </w:p>
+    <w:p>
+      <w:pPr>
+        <w:spacing w:after="120" w:before="200"/>
       </w:pPr>
       <w:r>
         <w:rPr>
@@ -38,8 +36,8 @@
           <w:b/>
           <w:bCs/>
           <w:color w:val="1F4E5F"/>
-          <w:sz w:val="26"/>
-          <w:szCs w:val="26"/>
+          <w:sz w:val="28"/>
+          <w:szCs w:val="28"/>
         </w:rPr>
         <w:t xml:space="preserve">User Query</w:t>
       </w:r>
@@ -47,7 +45,7 @@
     <w:p>
       <w:pPr>
         <w:pBdr>
-          <w:left w:val="single" w:color="1F4E5F" w:sz="18" w:space="8"/>
+          <w:left w:val="single" w:color="1F4E5F" w:sz="12" w:space="8"/>
         </w:pBdr>
         <w:spacing w:after="240"/>
         <w:ind w:left="360"/>
@@ -57,16 +55,15 @@
           <w:rFonts w:ascii="Calibri" w:cs="Calibri" w:eastAsia="Calibri" w:hAnsi="Calibri"/>
           <w:i/>
           <w:iCs/>
-          <w:sz w:val="24"/>
-          <w:szCs w:val="24"/>
-        </w:rPr>
-        <w:t xml:space="preserve">How to determine a price-fixing cartel?</w:t>
-      </w:r>
-    </w:p>
-    <w:p>
-      <w:pPr>
-        <w:pStyle w:val="Heading1"/>
-        <w:spacing w:after="140" w:before="280"/>
+          <w:sz w:val="22"/>
+          <w:szCs w:val="22"/>
+        </w:rPr>
+        <w:t xml:space="preserve">What are the theories of harm in merger cases in digital market?</w:t>
+      </w:r>
+    </w:p>
+    <w:p>
+      <w:pPr>
+        <w:spacing w:after="120" w:before="200"/>
       </w:pPr>
       <w:r>
         <w:rPr>
@@ -74,25 +71,1641 @@
           <w:b/>
           <w:bCs/>
           <w:color w:val="1F4E5F"/>
-          <w:sz w:val="26"/>
-          <w:szCs w:val="26"/>
+          <w:sz w:val="28"/>
+          <w:szCs w:val="28"/>
         </w:rPr>
         <w:t xml:space="preserve">System Response</w:t>
       </w:r>
     </w:p>
     <w:p>
       <w:pPr>
-        <w:spacing w:after="140"/>
-      </w:pPr>
-      <w:r>
-        <w:rPr>
-          <w:rFonts w:ascii="Calibri" w:cs="Calibri" w:eastAsia="Calibri" w:hAnsi="Calibri"/>
-          <w:i w:val="false"/>
-          <w:iCs w:val="false"/>
-          <w:sz w:val="22"/>
-          <w:szCs w:val="22"/>
-        </w:rPr>
-        <w:t xml:space="preserve">Price-fixing cartels are formed when two or more competitors agree to fix the prices of a product or service. To determine if a cartel exists, the following steps can be taken:</w:t>
+        <w:spacing w:after="160"/>
+      </w:pPr>
+      <w:r>
+        <w:rPr>
+          <w:rFonts w:ascii="Calibri" w:cs="Calibri" w:eastAsia="Calibri" w:hAnsi="Calibri"/>
+          <w:b w:val="false"/>
+          <w:bCs w:val="false"/>
+          <w:i w:val="false"/>
+          <w:iCs w:val="false"/>
+          <w:sz w:val="22"/>
+          <w:szCs w:val="22"/>
+        </w:rPr>
+        <w:t xml:space="preserve">In </w:t>
+      </w:r>
+      <w:r>
+        <w:rPr>
+          <w:rFonts w:ascii="Calibri" w:cs="Calibri" w:eastAsia="Calibri" w:hAnsi="Calibri"/>
+          <w:b/>
+          <w:bCs/>
+          <w:i w:val="false"/>
+          <w:iCs w:val="false"/>
+          <w:sz w:val="22"/>
+          <w:szCs w:val="22"/>
+        </w:rPr>
+        <w:t xml:space="preserve">digital-market merger cases</w:t>
+      </w:r>
+      <w:r>
+        <w:rPr>
+          <w:rFonts w:ascii="Calibri" w:cs="Calibri" w:eastAsia="Calibri" w:hAnsi="Calibri"/>
+          <w:b w:val="false"/>
+          <w:bCs w:val="false"/>
+          <w:i w:val="false"/>
+          <w:iCs w:val="false"/>
+          <w:sz w:val="22"/>
+          <w:szCs w:val="22"/>
+        </w:rPr>
+        <w:t xml:space="preserve">, the theories of harm are broadly the same as in traditional merger control, but digital markets create additional concerns because of </w:t>
+      </w:r>
+      <w:r>
+        <w:rPr>
+          <w:rFonts w:ascii="Calibri" w:cs="Calibri" w:eastAsia="Calibri" w:hAnsi="Calibri"/>
+          <w:b/>
+          <w:bCs/>
+          <w:i w:val="false"/>
+          <w:iCs w:val="false"/>
+          <w:sz w:val="22"/>
+          <w:szCs w:val="22"/>
+        </w:rPr>
+        <w:t xml:space="preserve">network effects, data, ecosystems, platforms, and nascent competition</w:t>
+      </w:r>
+      <w:r>
+        <w:rPr>
+          <w:rFonts w:ascii="Calibri" w:cs="Calibri" w:eastAsia="Calibri" w:hAnsi="Calibri"/>
+          <w:b w:val="false"/>
+          <w:bCs w:val="false"/>
+          <w:i w:val="false"/>
+          <w:iCs w:val="false"/>
+          <w:sz w:val="22"/>
+          <w:szCs w:val="22"/>
+        </w:rPr>
+        <w:t xml:space="preserve">.</w:t>
+      </w:r>
+    </w:p>
+    <w:p>
+      <w:pPr>
+        <w:spacing w:after="120" w:before="240"/>
+      </w:pPr>
+      <w:r>
+        <w:rPr>
+          <w:rFonts w:ascii="Calibri" w:cs="Calibri" w:eastAsia="Calibri" w:hAnsi="Calibri"/>
+          <w:b/>
+          <w:bCs/>
+          <w:i w:val="false"/>
+          <w:iCs w:val="false"/>
+          <w:sz w:val="22"/>
+          <w:szCs w:val="22"/>
+        </w:rPr>
+        <w:t xml:space="preserve">Main theories of harm</w:t>
+      </w:r>
+    </w:p>
+    <w:tbl>
+      <w:tblPr>
+        <w:tblW w:type="dxa" w:w="9810"/>
+        <w:tblBorders>
+          <w:top w:val="single" w:color="auto" w:sz="4"/>
+          <w:left w:val="single" w:color="auto" w:sz="4"/>
+          <w:bottom w:val="single" w:color="auto" w:sz="4"/>
+          <w:right w:val="single" w:color="auto" w:sz="4"/>
+          <w:insideH w:val="single" w:color="auto" w:sz="4"/>
+          <w:insideV w:val="single" w:color="auto" w:sz="4"/>
+        </w:tblBorders>
+      </w:tblPr>
+      <w:tblGrid>
+        <w:gridCol w:w="3270"/>
+        <w:gridCol w:w="3270"/>
+        <w:gridCol w:w="3270"/>
+      </w:tblGrid>
+      <w:tr>
+        <w:tc>
+          <w:tcPr>
+            <w:tcW w:type="dxa" w:w="3270"/>
+          </w:tcPr>
+          <w:p>
+            <w:r>
+              <w:rPr>
+                <w:rFonts w:ascii="Calibri" w:cs="Calibri" w:eastAsia="Calibri" w:hAnsi="Calibri"/>
+                <w:b/>
+                <w:bCs/>
+                <w:i w:val="false"/>
+                <w:iCs w:val="false"/>
+                <w:sz w:val="22"/>
+                <w:szCs w:val="22"/>
+              </w:rPr>
+              <w:t xml:space="preserve">Theory of harm</w:t>
+            </w:r>
+          </w:p>
+        </w:tc>
+        <w:tc>
+          <w:tcPr>
+            <w:tcW w:type="dxa" w:w="3270"/>
+          </w:tcPr>
+          <w:p>
+            <w:r>
+              <w:rPr>
+                <w:rFonts w:ascii="Calibri" w:cs="Calibri" w:eastAsia="Calibri" w:hAnsi="Calibri"/>
+                <w:b/>
+                <w:bCs/>
+                <w:i w:val="false"/>
+                <w:iCs w:val="false"/>
+                <w:sz w:val="22"/>
+                <w:szCs w:val="22"/>
+              </w:rPr>
+              <w:t xml:space="preserve">What the authority worries about</w:t>
+            </w:r>
+          </w:p>
+        </w:tc>
+        <w:tc>
+          <w:tcPr>
+            <w:tcW w:type="dxa" w:w="3270"/>
+          </w:tcPr>
+          <w:p>
+            <w:r>
+              <w:rPr>
+                <w:rFonts w:ascii="Calibri" w:cs="Calibri" w:eastAsia="Calibri" w:hAnsi="Calibri"/>
+                <w:b/>
+                <w:bCs/>
+                <w:i w:val="false"/>
+                <w:iCs w:val="false"/>
+                <w:sz w:val="22"/>
+                <w:szCs w:val="22"/>
+              </w:rPr>
+              <w:t xml:space="preserve">Digital-market example</w:t>
+            </w:r>
+          </w:p>
+        </w:tc>
+      </w:tr>
+      <w:tr>
+        <w:tc>
+          <w:tcPr>
+            <w:tcW w:type="dxa" w:w="3270"/>
+          </w:tcPr>
+          <w:p>
+            <w:r>
+              <w:rPr>
+                <w:rFonts w:ascii="Calibri" w:cs="Calibri" w:eastAsia="Calibri" w:hAnsi="Calibri"/>
+                <w:b/>
+                <w:bCs/>
+                <w:i w:val="false"/>
+                <w:iCs w:val="false"/>
+                <w:sz w:val="22"/>
+                <w:szCs w:val="22"/>
+              </w:rPr>
+              <w:t xml:space="preserve">1. Horizontal unilateral effects</w:t>
+            </w:r>
+          </w:p>
+        </w:tc>
+        <w:tc>
+          <w:tcPr>
+            <w:tcW w:type="dxa" w:w="3270"/>
+          </w:tcPr>
+          <w:p>
+            <w:r>
+              <w:rPr>
+                <w:rFonts w:ascii="Calibri" w:cs="Calibri" w:eastAsia="Calibri" w:hAnsi="Calibri"/>
+                <w:b w:val="false"/>
+                <w:bCs w:val="false"/>
+                <w:i w:val="false"/>
+                <w:iCs w:val="false"/>
+                <w:sz w:val="22"/>
+                <w:szCs w:val="22"/>
+              </w:rPr>
+              <w:t xml:space="preserve">The merger removes a close competitor, allowing the merged firm to raise prices, reduce quality, or innovate less</w:t>
+            </w:r>
+          </w:p>
+        </w:tc>
+        <w:tc>
+          <w:tcPr>
+            <w:tcW w:type="dxa" w:w="3270"/>
+          </w:tcPr>
+          <w:p>
+            <w:r>
+              <w:rPr>
+                <w:rFonts w:ascii="Calibri" w:cs="Calibri" w:eastAsia="Calibri" w:hAnsi="Calibri"/>
+                <w:b w:val="false"/>
+                <w:bCs w:val="false"/>
+                <w:i w:val="false"/>
+                <w:iCs w:val="false"/>
+                <w:sz w:val="22"/>
+                <w:szCs w:val="22"/>
+              </w:rPr>
+              <w:t xml:space="preserve">A dominant social platform acquires a fast-growing rival</w:t>
+            </w:r>
+          </w:p>
+        </w:tc>
+      </w:tr>
+      <w:tr>
+        <w:tc>
+          <w:tcPr>
+            <w:tcW w:type="dxa" w:w="3270"/>
+          </w:tcPr>
+          <w:p>
+            <w:r>
+              <w:rPr>
+                <w:rFonts w:ascii="Calibri" w:cs="Calibri" w:eastAsia="Calibri" w:hAnsi="Calibri"/>
+                <w:b/>
+                <w:bCs/>
+                <w:i w:val="false"/>
+                <w:iCs w:val="false"/>
+                <w:sz w:val="22"/>
+                <w:szCs w:val="22"/>
+              </w:rPr>
+              <w:t xml:space="preserve">2. Elimination of potential competition</w:t>
+            </w:r>
+          </w:p>
+        </w:tc>
+        <w:tc>
+          <w:tcPr>
+            <w:tcW w:type="dxa" w:w="3270"/>
+          </w:tcPr>
+          <w:p>
+            <w:r>
+              <w:rPr>
+                <w:rFonts w:ascii="Calibri" w:cs="Calibri" w:eastAsia="Calibri" w:hAnsi="Calibri"/>
+                <w:b w:val="false"/>
+                <w:bCs w:val="false"/>
+                <w:i w:val="false"/>
+                <w:iCs w:val="false"/>
+                <w:sz w:val="22"/>
+                <w:szCs w:val="22"/>
+              </w:rPr>
+              <w:t xml:space="preserve">The target is not a major competitor today, but could have become one in the future</w:t>
+            </w:r>
+          </w:p>
+        </w:tc>
+        <w:tc>
+          <w:tcPr>
+            <w:tcW w:type="dxa" w:w="3270"/>
+          </w:tcPr>
+          <w:p>
+            <w:r>
+              <w:rPr>
+                <w:rFonts w:ascii="Calibri" w:cs="Calibri" w:eastAsia="Calibri" w:hAnsi="Calibri"/>
+                <w:b w:val="false"/>
+                <w:bCs w:val="false"/>
+                <w:i w:val="false"/>
+                <w:iCs w:val="false"/>
+                <w:sz w:val="22"/>
+                <w:szCs w:val="22"/>
+              </w:rPr>
+              <w:t xml:space="preserve">A large platform acquires a promising AI/search startup before it scales</w:t>
+            </w:r>
+          </w:p>
+        </w:tc>
+      </w:tr>
+      <w:tr>
+        <w:tc>
+          <w:tcPr>
+            <w:tcW w:type="dxa" w:w="3270"/>
+          </w:tcPr>
+          <w:p>
+            <w:r>
+              <w:rPr>
+                <w:rFonts w:ascii="Calibri" w:cs="Calibri" w:eastAsia="Calibri" w:hAnsi="Calibri"/>
+                <w:b/>
+                <w:bCs/>
+                <w:i w:val="false"/>
+                <w:iCs w:val="false"/>
+                <w:sz w:val="22"/>
+                <w:szCs w:val="22"/>
+              </w:rPr>
+              <w:t xml:space="preserve">3. Killer acquisition / nascent competition</w:t>
+            </w:r>
+          </w:p>
+        </w:tc>
+        <w:tc>
+          <w:tcPr>
+            <w:tcW w:type="dxa" w:w="3270"/>
+          </w:tcPr>
+          <w:p>
+            <w:r>
+              <w:rPr>
+                <w:rFonts w:ascii="Calibri" w:cs="Calibri" w:eastAsia="Calibri" w:hAnsi="Calibri"/>
+                <w:b w:val="false"/>
+                <w:bCs w:val="false"/>
+                <w:i w:val="false"/>
+                <w:iCs w:val="false"/>
+                <w:sz w:val="22"/>
+                <w:szCs w:val="22"/>
+              </w:rPr>
+              <w:t xml:space="preserve">An incumbent buys a young firm primarily to eliminate a future competitive threat</w:t>
+            </w:r>
+          </w:p>
+        </w:tc>
+        <w:tc>
+          <w:tcPr>
+            <w:tcW w:type="dxa" w:w="3270"/>
+          </w:tcPr>
+          <w:p>
+            <w:r>
+              <w:rPr>
+                <w:rFonts w:ascii="Calibri" w:cs="Calibri" w:eastAsia="Calibri" w:hAnsi="Calibri"/>
+                <w:b w:val="false"/>
+                <w:bCs w:val="false"/>
+                <w:i w:val="false"/>
+                <w:iCs w:val="false"/>
+                <w:sz w:val="22"/>
+                <w:szCs w:val="22"/>
+              </w:rPr>
+              <w:t xml:space="preserve">Acquisition of a startup developing an alternative product that could disrupt the incumbent</w:t>
+            </w:r>
+          </w:p>
+        </w:tc>
+      </w:tr>
+      <w:tr>
+        <w:tc>
+          <w:tcPr>
+            <w:tcW w:type="dxa" w:w="3270"/>
+          </w:tcPr>
+          <w:p>
+            <w:r>
+              <w:rPr>
+                <w:rFonts w:ascii="Calibri" w:cs="Calibri" w:eastAsia="Calibri" w:hAnsi="Calibri"/>
+                <w:b/>
+                <w:bCs/>
+                <w:i w:val="false"/>
+                <w:iCs w:val="false"/>
+                <w:sz w:val="22"/>
+                <w:szCs w:val="22"/>
+              </w:rPr>
+              <w:t xml:space="preserve">4. Network-effect amplification</w:t>
+            </w:r>
+          </w:p>
+        </w:tc>
+        <w:tc>
+          <w:tcPr>
+            <w:tcW w:type="dxa" w:w="3270"/>
+          </w:tcPr>
+          <w:p>
+            <w:r>
+              <w:rPr>
+                <w:rFonts w:ascii="Calibri" w:cs="Calibri" w:eastAsia="Calibri" w:hAnsi="Calibri"/>
+                <w:b w:val="false"/>
+                <w:bCs w:val="false"/>
+                <w:i w:val="false"/>
+                <w:iCs w:val="false"/>
+                <w:sz w:val="22"/>
+                <w:szCs w:val="22"/>
+              </w:rPr>
+              <w:t xml:space="preserve">Combining user bases makes the platform substantially more attractive and strengthens its position</w:t>
+            </w:r>
+          </w:p>
+        </w:tc>
+        <w:tc>
+          <w:tcPr>
+            <w:tcW w:type="dxa" w:w="3270"/>
+          </w:tcPr>
+          <w:p>
+            <w:r>
+              <w:rPr>
+                <w:rFonts w:ascii="Calibri" w:cs="Calibri" w:eastAsia="Calibri" w:hAnsi="Calibri"/>
+                <w:b w:val="false"/>
+                <w:bCs w:val="false"/>
+                <w:i w:val="false"/>
+                <w:iCs w:val="false"/>
+                <w:sz w:val="22"/>
+                <w:szCs w:val="22"/>
+              </w:rPr>
+              <w:t xml:space="preserve">Two social/network platforms merge, creating stronger direct or indirect network effects</w:t>
+            </w:r>
+          </w:p>
+        </w:tc>
+      </w:tr>
+      <w:tr>
+        <w:tc>
+          <w:tcPr>
+            <w:tcW w:type="dxa" w:w="3270"/>
+          </w:tcPr>
+          <w:p>
+            <w:r>
+              <w:rPr>
+                <w:rFonts w:ascii="Calibri" w:cs="Calibri" w:eastAsia="Calibri" w:hAnsi="Calibri"/>
+                <w:b/>
+                <w:bCs/>
+                <w:i w:val="false"/>
+                <w:iCs w:val="false"/>
+                <w:sz w:val="22"/>
+                <w:szCs w:val="22"/>
+              </w:rPr>
+              <w:t xml:space="preserve">5. Data-related harm</w:t>
+            </w:r>
+          </w:p>
+        </w:tc>
+        <w:tc>
+          <w:tcPr>
+            <w:tcW w:type="dxa" w:w="3270"/>
+          </w:tcPr>
+          <w:p>
+            <w:r>
+              <w:rPr>
+                <w:rFonts w:ascii="Calibri" w:cs="Calibri" w:eastAsia="Calibri" w:hAnsi="Calibri"/>
+                <w:b w:val="false"/>
+                <w:bCs w:val="false"/>
+                <w:i w:val="false"/>
+                <w:iCs w:val="false"/>
+                <w:sz w:val="22"/>
+                <w:szCs w:val="22"/>
+              </w:rPr>
+              <w:t xml:space="preserve">Combining datasets gives the merged firm a unique informational advantage that rivals cannot replicate</w:t>
+            </w:r>
+          </w:p>
+        </w:tc>
+        <w:tc>
+          <w:tcPr>
+            <w:tcW w:type="dxa" w:w="3270"/>
+          </w:tcPr>
+          <w:p>
+            <w:r>
+              <w:rPr>
+                <w:rFonts w:ascii="Calibri" w:cs="Calibri" w:eastAsia="Calibri" w:hAnsi="Calibri"/>
+                <w:b w:val="false"/>
+                <w:bCs w:val="false"/>
+                <w:i w:val="false"/>
+                <w:iCs w:val="false"/>
+                <w:sz w:val="22"/>
+                <w:szCs w:val="22"/>
+              </w:rPr>
+              <w:t xml:space="preserve">Combining search, location, purchasing, and advertising data</w:t>
+            </w:r>
+          </w:p>
+        </w:tc>
+      </w:tr>
+      <w:tr>
+        <w:tc>
+          <w:tcPr>
+            <w:tcW w:type="dxa" w:w="3270"/>
+          </w:tcPr>
+          <w:p>
+            <w:r>
+              <w:rPr>
+                <w:rFonts w:ascii="Calibri" w:cs="Calibri" w:eastAsia="Calibri" w:hAnsi="Calibri"/>
+                <w:b/>
+                <w:bCs/>
+                <w:i w:val="false"/>
+                <w:iCs w:val="false"/>
+                <w:sz w:val="22"/>
+                <w:szCs w:val="22"/>
+              </w:rPr>
+              <w:t xml:space="preserve">6. Foreclosure of rivals</w:t>
+            </w:r>
+          </w:p>
+        </w:tc>
+        <w:tc>
+          <w:tcPr>
+            <w:tcW w:type="dxa" w:w="3270"/>
+          </w:tcPr>
+          <w:p>
+            <w:r>
+              <w:rPr>
+                <w:rFonts w:ascii="Calibri" w:cs="Calibri" w:eastAsia="Calibri" w:hAnsi="Calibri"/>
+                <w:b w:val="false"/>
+                <w:bCs w:val="false"/>
+                <w:i w:val="false"/>
+                <w:iCs w:val="false"/>
+                <w:sz w:val="22"/>
+                <w:szCs w:val="22"/>
+              </w:rPr>
+              <w:t xml:space="preserve">A vertically integrated platform can restrict competitors' access to an important input, user base, or distribution channel</w:t>
+            </w:r>
+          </w:p>
+        </w:tc>
+        <w:tc>
+          <w:tcPr>
+            <w:tcW w:type="dxa" w:w="3270"/>
+          </w:tcPr>
+          <w:p>
+            <w:r>
+              <w:rPr>
+                <w:rFonts w:ascii="Calibri" w:cs="Calibri" w:eastAsia="Calibri" w:hAnsi="Calibri"/>
+                <w:b w:val="false"/>
+                <w:bCs w:val="false"/>
+                <w:i w:val="false"/>
+                <w:iCs w:val="false"/>
+                <w:sz w:val="22"/>
+                <w:szCs w:val="22"/>
+              </w:rPr>
+              <w:t xml:space="preserve">An app store acquires an important app/service and disadvantages competing apps</w:t>
+            </w:r>
+          </w:p>
+        </w:tc>
+      </w:tr>
+      <w:tr>
+        <w:tc>
+          <w:tcPr>
+            <w:tcW w:type="dxa" w:w="3270"/>
+          </w:tcPr>
+          <w:p>
+            <w:r>
+              <w:rPr>
+                <w:rFonts w:ascii="Calibri" w:cs="Calibri" w:eastAsia="Calibri" w:hAnsi="Calibri"/>
+                <w:b/>
+                <w:bCs/>
+                <w:i w:val="false"/>
+                <w:iCs w:val="false"/>
+                <w:sz w:val="22"/>
+                <w:szCs w:val="22"/>
+              </w:rPr>
+              <w:t xml:space="preserve">7. Access foreclosure</w:t>
+            </w:r>
+          </w:p>
+        </w:tc>
+        <w:tc>
+          <w:tcPr>
+            <w:tcW w:type="dxa" w:w="3270"/>
+          </w:tcPr>
+          <w:p>
+            <w:r>
+              <w:rPr>
+                <w:rFonts w:ascii="Calibri" w:cs="Calibri" w:eastAsia="Calibri" w:hAnsi="Calibri"/>
+                <w:b w:val="false"/>
+                <w:bCs w:val="false"/>
+                <w:i w:val="false"/>
+                <w:iCs w:val="false"/>
+                <w:sz w:val="22"/>
+                <w:szCs w:val="22"/>
+              </w:rPr>
+              <w:t xml:space="preserve">The merged firm denies or worsens access to a platform, API, operating system, marketplace, or other bottleneck</w:t>
+            </w:r>
+          </w:p>
+        </w:tc>
+        <w:tc>
+          <w:tcPr>
+            <w:tcW w:type="dxa" w:w="3270"/>
+          </w:tcPr>
+          <w:p>
+            <w:r>
+              <w:rPr>
+                <w:rFonts w:ascii="Calibri" w:cs="Calibri" w:eastAsia="Calibri" w:hAnsi="Calibri"/>
+                <w:b w:val="false"/>
+                <w:bCs w:val="false"/>
+                <w:i w:val="false"/>
+                <w:iCs w:val="false"/>
+                <w:sz w:val="22"/>
+                <w:szCs w:val="22"/>
+              </w:rPr>
+              <w:t xml:space="preserve">A platform prevents rival services from accessing key functionality</w:t>
+            </w:r>
+          </w:p>
+        </w:tc>
+      </w:tr>
+      <w:tr>
+        <w:tc>
+          <w:tcPr>
+            <w:tcW w:type="dxa" w:w="3270"/>
+          </w:tcPr>
+          <w:p>
+            <w:r>
+              <w:rPr>
+                <w:rFonts w:ascii="Calibri" w:cs="Calibri" w:eastAsia="Calibri" w:hAnsi="Calibri"/>
+                <w:b/>
+                <w:bCs/>
+                <w:i w:val="false"/>
+                <w:iCs w:val="false"/>
+                <w:sz w:val="22"/>
+                <w:szCs w:val="22"/>
+              </w:rPr>
+              <w:t xml:space="preserve">8. Input foreclosure</w:t>
+            </w:r>
+          </w:p>
+        </w:tc>
+        <w:tc>
+          <w:tcPr>
+            <w:tcW w:type="dxa" w:w="3270"/>
+          </w:tcPr>
+          <w:p>
+            <w:r>
+              <w:rPr>
+                <w:rFonts w:ascii="Calibri" w:cs="Calibri" w:eastAsia="Calibri" w:hAnsi="Calibri"/>
+                <w:b w:val="false"/>
+                <w:bCs w:val="false"/>
+                <w:i w:val="false"/>
+                <w:iCs w:val="false"/>
+                <w:sz w:val="22"/>
+                <w:szCs w:val="22"/>
+              </w:rPr>
+              <w:t xml:space="preserve">A vertically integrated firm raises the cost or reduces the quality of an input supplied to rivals</w:t>
+            </w:r>
+          </w:p>
+        </w:tc>
+        <w:tc>
+          <w:tcPr>
+            <w:tcW w:type="dxa" w:w="3270"/>
+          </w:tcPr>
+          <w:p>
+            <w:r>
+              <w:rPr>
+                <w:rFonts w:ascii="Calibri" w:cs="Calibri" w:eastAsia="Calibri" w:hAnsi="Calibri"/>
+                <w:b w:val="false"/>
+                <w:bCs w:val="false"/>
+                <w:i w:val="false"/>
+                <w:iCs w:val="false"/>
+                <w:sz w:val="22"/>
+                <w:szCs w:val="22"/>
+              </w:rPr>
+              <w:t xml:space="preserve">A cloud provider acquires a critical software/service provider and worsens rivals' access</w:t>
+            </w:r>
+          </w:p>
+        </w:tc>
+      </w:tr>
+      <w:tr>
+        <w:tc>
+          <w:tcPr>
+            <w:tcW w:type="dxa" w:w="3270"/>
+          </w:tcPr>
+          <w:p>
+            <w:r>
+              <w:rPr>
+                <w:rFonts w:ascii="Calibri" w:cs="Calibri" w:eastAsia="Calibri" w:hAnsi="Calibri"/>
+                <w:b/>
+                <w:bCs/>
+                <w:i w:val="false"/>
+                <w:iCs w:val="false"/>
+                <w:sz w:val="22"/>
+                <w:szCs w:val="22"/>
+              </w:rPr>
+              <w:t xml:space="preserve">9. Customer foreclosure</w:t>
+            </w:r>
+          </w:p>
+        </w:tc>
+        <w:tc>
+          <w:tcPr>
+            <w:tcW w:type="dxa" w:w="3270"/>
+          </w:tcPr>
+          <w:p>
+            <w:r>
+              <w:rPr>
+                <w:rFonts w:ascii="Calibri" w:cs="Calibri" w:eastAsia="Calibri" w:hAnsi="Calibri"/>
+                <w:b w:val="false"/>
+                <w:bCs w:val="false"/>
+                <w:i w:val="false"/>
+                <w:iCs w:val="false"/>
+                <w:sz w:val="22"/>
+                <w:szCs w:val="22"/>
+              </w:rPr>
+              <w:t xml:space="preserve">The merged firm controls an important distribution route and prevents rivals from reaching customers</w:t>
+            </w:r>
+          </w:p>
+        </w:tc>
+        <w:tc>
+          <w:tcPr>
+            <w:tcW w:type="dxa" w:w="3270"/>
+          </w:tcPr>
+          <w:p>
+            <w:r>
+              <w:rPr>
+                <w:rFonts w:ascii="Calibri" w:cs="Calibri" w:eastAsia="Calibri" w:hAnsi="Calibri"/>
+                <w:b w:val="false"/>
+                <w:bCs w:val="false"/>
+                <w:i w:val="false"/>
+                <w:iCs w:val="false"/>
+                <w:sz w:val="22"/>
+                <w:szCs w:val="22"/>
+              </w:rPr>
+              <w:t xml:space="preserve">A dominant marketplace acquires a major seller and makes it exclusive</w:t>
+            </w:r>
+          </w:p>
+        </w:tc>
+      </w:tr>
+      <w:tr>
+        <w:tc>
+          <w:tcPr>
+            <w:tcW w:type="dxa" w:w="3270"/>
+          </w:tcPr>
+          <w:p>
+            <w:r>
+              <w:rPr>
+                <w:rFonts w:ascii="Calibri" w:cs="Calibri" w:eastAsia="Calibri" w:hAnsi="Calibri"/>
+                <w:b/>
+                <w:bCs/>
+                <w:i w:val="false"/>
+                <w:iCs w:val="false"/>
+                <w:sz w:val="22"/>
+                <w:szCs w:val="22"/>
+              </w:rPr>
+              <w:t xml:space="preserve">10. Ecosystem entrenchment</w:t>
+            </w:r>
+          </w:p>
+        </w:tc>
+        <w:tc>
+          <w:tcPr>
+            <w:tcW w:type="dxa" w:w="3270"/>
+          </w:tcPr>
+          <w:p>
+            <w:r>
+              <w:rPr>
+                <w:rFonts w:ascii="Calibri" w:cs="Calibri" w:eastAsia="Calibri" w:hAnsi="Calibri"/>
+                <w:b w:val="false"/>
+                <w:bCs w:val="false"/>
+                <w:i w:val="false"/>
+                <w:iCs w:val="false"/>
+                <w:sz w:val="22"/>
+                <w:szCs w:val="22"/>
+              </w:rPr>
+              <w:t xml:space="preserve">The merger allows the firm to strengthen an ecosystem and make switching or multi-homing harder</w:t>
+            </w:r>
+          </w:p>
+        </w:tc>
+        <w:tc>
+          <w:tcPr>
+            <w:tcW w:type="dxa" w:w="3270"/>
+          </w:tcPr>
+          <w:p>
+            <w:r>
+              <w:rPr>
+                <w:rFonts w:ascii="Calibri" w:cs="Calibri" w:eastAsia="Calibri" w:hAnsi="Calibri"/>
+                <w:b w:val="false"/>
+                <w:bCs w:val="false"/>
+                <w:i w:val="false"/>
+                <w:iCs w:val="false"/>
+                <w:sz w:val="22"/>
+                <w:szCs w:val="22"/>
+              </w:rPr>
+              <w:t xml:space="preserve">Search + browser + operating system + advertising integration</w:t>
+            </w:r>
+          </w:p>
+        </w:tc>
+      </w:tr>
+      <w:tr>
+        <w:tc>
+          <w:tcPr>
+            <w:tcW w:type="dxa" w:w="3270"/>
+          </w:tcPr>
+          <w:p>
+            <w:r>
+              <w:rPr>
+                <w:rFonts w:ascii="Calibri" w:cs="Calibri" w:eastAsia="Calibri" w:hAnsi="Calibri"/>
+                <w:b/>
+                <w:bCs/>
+                <w:i w:val="false"/>
+                <w:iCs w:val="false"/>
+                <w:sz w:val="22"/>
+                <w:szCs w:val="22"/>
+              </w:rPr>
+              <w:t xml:space="preserve">11. Bundling / tying</w:t>
+            </w:r>
+          </w:p>
+        </w:tc>
+        <w:tc>
+          <w:tcPr>
+            <w:tcW w:type="dxa" w:w="3270"/>
+          </w:tcPr>
+          <w:p>
+            <w:r>
+              <w:rPr>
+                <w:rFonts w:ascii="Calibri" w:cs="Calibri" w:eastAsia="Calibri" w:hAnsi="Calibri"/>
+                <w:b w:val="false"/>
+                <w:bCs w:val="false"/>
+                <w:i w:val="false"/>
+                <w:iCs w:val="false"/>
+                <w:sz w:val="22"/>
+                <w:szCs w:val="22"/>
+              </w:rPr>
+              <w:t xml:space="preserve">Products can be combined in ways that disadvantage standalone competitors</w:t>
+            </w:r>
+          </w:p>
+        </w:tc>
+        <w:tc>
+          <w:tcPr>
+            <w:tcW w:type="dxa" w:w="3270"/>
+          </w:tcPr>
+          <w:p>
+            <w:r>
+              <w:rPr>
+                <w:rFonts w:ascii="Calibri" w:cs="Calibri" w:eastAsia="Calibri" w:hAnsi="Calibri"/>
+                <w:b w:val="false"/>
+                <w:bCs w:val="false"/>
+                <w:i w:val="false"/>
+                <w:iCs w:val="false"/>
+                <w:sz w:val="22"/>
+                <w:szCs w:val="22"/>
+              </w:rPr>
+              <w:t xml:space="preserve">A dominant operating system bundles an acquired AI assistant with its OS</w:t>
+            </w:r>
+          </w:p>
+        </w:tc>
+      </w:tr>
+      <w:tr>
+        <w:tc>
+          <w:tcPr>
+            <w:tcW w:type="dxa" w:w="3270"/>
+          </w:tcPr>
+          <w:p>
+            <w:r>
+              <w:rPr>
+                <w:rFonts w:ascii="Calibri" w:cs="Calibri" w:eastAsia="Calibri" w:hAnsi="Calibri"/>
+                <w:b/>
+                <w:bCs/>
+                <w:i w:val="false"/>
+                <w:iCs w:val="false"/>
+                <w:sz w:val="22"/>
+                <w:szCs w:val="22"/>
+              </w:rPr>
+              <w:t xml:space="preserve">12. Interoperability degradation</w:t>
+            </w:r>
+          </w:p>
+        </w:tc>
+        <w:tc>
+          <w:tcPr>
+            <w:tcW w:type="dxa" w:w="3270"/>
+          </w:tcPr>
+          <w:p>
+            <w:r>
+              <w:rPr>
+                <w:rFonts w:ascii="Calibri" w:cs="Calibri" w:eastAsia="Calibri" w:hAnsi="Calibri"/>
+                <w:b w:val="false"/>
+                <w:bCs w:val="false"/>
+                <w:i w:val="false"/>
+                <w:iCs w:val="false"/>
+                <w:sz w:val="22"/>
+                <w:szCs w:val="22"/>
+              </w:rPr>
+              <w:t xml:space="preserve">The merged firm reduces compatibility with rival products/services</w:t>
+            </w:r>
+          </w:p>
+        </w:tc>
+        <w:tc>
+          <w:tcPr>
+            <w:tcW w:type="dxa" w:w="3270"/>
+          </w:tcPr>
+          <w:p>
+            <w:r>
+              <w:rPr>
+                <w:rFonts w:ascii="Calibri" w:cs="Calibri" w:eastAsia="Calibri" w:hAnsi="Calibri"/>
+                <w:b w:val="false"/>
+                <w:bCs w:val="false"/>
+                <w:i w:val="false"/>
+                <w:iCs w:val="false"/>
+                <w:sz w:val="22"/>
+                <w:szCs w:val="22"/>
+              </w:rPr>
+              <w:t xml:space="preserve">An acquired messaging service becomes less interoperable with competing platforms</w:t>
+            </w:r>
+          </w:p>
+        </w:tc>
+      </w:tr>
+      <w:tr>
+        <w:tc>
+          <w:tcPr>
+            <w:tcW w:type="dxa" w:w="3270"/>
+          </w:tcPr>
+          <w:p>
+            <w:r>
+              <w:rPr>
+                <w:rFonts w:ascii="Calibri" w:cs="Calibri" w:eastAsia="Calibri" w:hAnsi="Calibri"/>
+                <w:b/>
+                <w:bCs/>
+                <w:i w:val="false"/>
+                <w:iCs w:val="false"/>
+                <w:sz w:val="22"/>
+                <w:szCs w:val="22"/>
+              </w:rPr>
+              <w:t xml:space="preserve">13. Reduced innovation</w:t>
+            </w:r>
+          </w:p>
+        </w:tc>
+        <w:tc>
+          <w:tcPr>
+            <w:tcW w:type="dxa" w:w="3270"/>
+          </w:tcPr>
+          <w:p>
+            <w:r>
+              <w:rPr>
+                <w:rFonts w:ascii="Calibri" w:cs="Calibri" w:eastAsia="Calibri" w:hAnsi="Calibri"/>
+                <w:b w:val="false"/>
+                <w:bCs w:val="false"/>
+                <w:i w:val="false"/>
+                <w:iCs w:val="false"/>
+                <w:sz w:val="22"/>
+                <w:szCs w:val="22"/>
+              </w:rPr>
+              <w:t xml:space="preserve">The merger reduces incentives or ability to innovate</w:t>
+            </w:r>
+          </w:p>
+        </w:tc>
+        <w:tc>
+          <w:tcPr>
+            <w:tcW w:type="dxa" w:w="3270"/>
+          </w:tcPr>
+          <w:p>
+            <w:r>
+              <w:rPr>
+                <w:rFonts w:ascii="Calibri" w:cs="Calibri" w:eastAsia="Calibri" w:hAnsi="Calibri"/>
+                <w:b w:val="false"/>
+                <w:bCs w:val="false"/>
+                <w:i w:val="false"/>
+                <w:iCs w:val="false"/>
+                <w:sz w:val="22"/>
+                <w:szCs w:val="22"/>
+              </w:rPr>
+              <w:t xml:space="preserve">Two important AI developers merge, reducing innovation rivalry</w:t>
+            </w:r>
+          </w:p>
+        </w:tc>
+      </w:tr>
+      <w:tr>
+        <w:tc>
+          <w:tcPr>
+            <w:tcW w:type="dxa" w:w="3270"/>
+          </w:tcPr>
+          <w:p>
+            <w:r>
+              <w:rPr>
+                <w:rFonts w:ascii="Calibri" w:cs="Calibri" w:eastAsia="Calibri" w:hAnsi="Calibri"/>
+                <w:b/>
+                <w:bCs/>
+                <w:i w:val="false"/>
+                <w:iCs w:val="false"/>
+                <w:sz w:val="22"/>
+                <w:szCs w:val="22"/>
+              </w:rPr>
+              <w:t xml:space="preserve">14. Quality/privacy competition harm</w:t>
+            </w:r>
+          </w:p>
+        </w:tc>
+        <w:tc>
+          <w:tcPr>
+            <w:tcW w:type="dxa" w:w="3270"/>
+          </w:tcPr>
+          <w:p>
+            <w:r>
+              <w:rPr>
+                <w:rFonts w:ascii="Calibri" w:cs="Calibri" w:eastAsia="Calibri" w:hAnsi="Calibri"/>
+                <w:b w:val="false"/>
+                <w:bCs w:val="false"/>
+                <w:i w:val="false"/>
+                <w:iCs w:val="false"/>
+                <w:sz w:val="22"/>
+                <w:szCs w:val="22"/>
+              </w:rPr>
+              <w:t xml:space="preserve">Even where services are free, competition may occur through privacy, security, quality, or user experience</w:t>
+            </w:r>
+          </w:p>
+        </w:tc>
+        <w:tc>
+          <w:tcPr>
+            <w:tcW w:type="dxa" w:w="3270"/>
+          </w:tcPr>
+          <w:p>
+            <w:r>
+              <w:rPr>
+                <w:rFonts w:ascii="Calibri" w:cs="Calibri" w:eastAsia="Calibri" w:hAnsi="Calibri"/>
+                <w:b w:val="false"/>
+                <w:bCs w:val="false"/>
+                <w:i w:val="false"/>
+                <w:iCs w:val="false"/>
+                <w:sz w:val="22"/>
+                <w:szCs w:val="22"/>
+              </w:rPr>
+              <w:t xml:space="preserve">A merger allows deterioration of privacy protections because users have fewer alternatives</w:t>
+            </w:r>
+          </w:p>
+        </w:tc>
+      </w:tr>
+      <w:tr>
+        <w:tc>
+          <w:tcPr>
+            <w:tcW w:type="dxa" w:w="3270"/>
+          </w:tcPr>
+          <w:p>
+            <w:r>
+              <w:rPr>
+                <w:rFonts w:ascii="Calibri" w:cs="Calibri" w:eastAsia="Calibri" w:hAnsi="Calibri"/>
+                <w:b/>
+                <w:bCs/>
+                <w:i w:val="false"/>
+                <w:iCs w:val="false"/>
+                <w:sz w:val="22"/>
+                <w:szCs w:val="22"/>
+              </w:rPr>
+              <w:t xml:space="preserve">15. Advertising-market effects</w:t>
+            </w:r>
+          </w:p>
+        </w:tc>
+        <w:tc>
+          <w:tcPr>
+            <w:tcW w:type="dxa" w:w="3270"/>
+          </w:tcPr>
+          <w:p>
+            <w:r>
+              <w:rPr>
+                <w:rFonts w:ascii="Calibri" w:cs="Calibri" w:eastAsia="Calibri" w:hAnsi="Calibri"/>
+                <w:b w:val="false"/>
+                <w:bCs w:val="false"/>
+                <w:i w:val="false"/>
+                <w:iCs w:val="false"/>
+                <w:sz w:val="22"/>
+                <w:szCs w:val="22"/>
+              </w:rPr>
+              <w:t xml:space="preserve">Combining platforms/data can increase market power in ad tech or digital advertising</w:t>
+            </w:r>
+          </w:p>
+        </w:tc>
+        <w:tc>
+          <w:tcPr>
+            <w:tcW w:type="dxa" w:w="3270"/>
+          </w:tcPr>
+          <w:p>
+            <w:r>
+              <w:rPr>
+                <w:rFonts w:ascii="Calibri" w:cs="Calibri" w:eastAsia="Calibri" w:hAnsi="Calibri"/>
+                <w:b w:val="false"/>
+                <w:bCs w:val="false"/>
+                <w:i w:val="false"/>
+                <w:iCs w:val="false"/>
+                <w:sz w:val="22"/>
+                <w:szCs w:val="22"/>
+              </w:rPr>
+              <w:t xml:space="preserve">An ad exchange acquires an important publisher-side or advertiser-side intermediary</w:t>
+            </w:r>
+          </w:p>
+        </w:tc>
+      </w:tr>
+      <w:tr>
+        <w:tc>
+          <w:tcPr>
+            <w:tcW w:type="dxa" w:w="3270"/>
+          </w:tcPr>
+          <w:p>
+            <w:r>
+              <w:rPr>
+                <w:rFonts w:ascii="Calibri" w:cs="Calibri" w:eastAsia="Calibri" w:hAnsi="Calibri"/>
+                <w:b/>
+                <w:bCs/>
+                <w:i w:val="false"/>
+                <w:iCs w:val="false"/>
+                <w:sz w:val="22"/>
+                <w:szCs w:val="22"/>
+              </w:rPr>
+              <w:t xml:space="preserve">16. Coordinated effects</w:t>
+            </w:r>
+          </w:p>
+        </w:tc>
+        <w:tc>
+          <w:tcPr>
+            <w:tcW w:type="dxa" w:w="3270"/>
+          </w:tcPr>
+          <w:p>
+            <w:r>
+              <w:rPr>
+                <w:rFonts w:ascii="Calibri" w:cs="Calibri" w:eastAsia="Calibri" w:hAnsi="Calibri"/>
+                <w:b w:val="false"/>
+                <w:bCs w:val="false"/>
+                <w:i w:val="false"/>
+                <w:iCs w:val="false"/>
+                <w:sz w:val="22"/>
+                <w:szCs w:val="22"/>
+              </w:rPr>
+              <w:t xml:space="preserve">The merger makes tacit coordination between remaining platforms easier</w:t>
+            </w:r>
+          </w:p>
+        </w:tc>
+        <w:tc>
+          <w:tcPr>
+            <w:tcW w:type="dxa" w:w="3270"/>
+          </w:tcPr>
+          <w:p>
+            <w:r>
+              <w:rPr>
+                <w:rFonts w:ascii="Calibri" w:cs="Calibri" w:eastAsia="Calibri" w:hAnsi="Calibri"/>
+                <w:b w:val="false"/>
+                <w:bCs w:val="false"/>
+                <w:i w:val="false"/>
+                <w:iCs w:val="false"/>
+                <w:sz w:val="22"/>
+                <w:szCs w:val="22"/>
+              </w:rPr>
+              <w:t xml:space="preserve">A concentrated digital advertising market becomes more transparent and predictable</w:t>
+            </w:r>
+          </w:p>
+        </w:tc>
+      </w:tr>
+    </w:tbl>
+    <w:p>
+      <w:pPr>
+        <w:spacing w:after="120"/>
+      </w:pPr>
+    </w:p>
+    <w:p>
+      <w:pPr>
+        <w:spacing w:after="120" w:before="240"/>
+      </w:pPr>
+      <w:r>
+        <w:rPr>
+          <w:rFonts w:ascii="Calibri" w:cs="Calibri" w:eastAsia="Calibri" w:hAnsi="Calibri"/>
+          <w:b/>
+          <w:bCs/>
+          <w:i w:val="false"/>
+          <w:iCs w:val="false"/>
+          <w:sz w:val="22"/>
+          <w:szCs w:val="22"/>
+        </w:rPr>
+        <w:t xml:space="preserve">The particularly important digital theories</w:t>
+      </w:r>
+    </w:p>
+    <w:p>
+      <w:pPr>
+        <w:spacing w:after="160"/>
+      </w:pPr>
+      <w:r>
+        <w:rPr>
+          <w:rFonts w:ascii="Calibri" w:cs="Calibri" w:eastAsia="Calibri" w:hAnsi="Calibri"/>
+          <w:b w:val="false"/>
+          <w:bCs w:val="false"/>
+          <w:i w:val="false"/>
+          <w:iCs w:val="false"/>
+          <w:sz w:val="22"/>
+          <w:szCs w:val="22"/>
+        </w:rPr>
+        <w:t xml:space="preserve">For an exam or competition-law analysis, I would prioritize </w:t>
+      </w:r>
+      <w:r>
+        <w:rPr>
+          <w:rFonts w:ascii="Calibri" w:cs="Calibri" w:eastAsia="Calibri" w:hAnsi="Calibri"/>
+          <w:b/>
+          <w:bCs/>
+          <w:i w:val="false"/>
+          <w:iCs w:val="false"/>
+          <w:sz w:val="22"/>
+          <w:szCs w:val="22"/>
+        </w:rPr>
+        <w:t xml:space="preserve">five</w:t>
+      </w:r>
+      <w:r>
+        <w:rPr>
+          <w:rFonts w:ascii="Calibri" w:cs="Calibri" w:eastAsia="Calibri" w:hAnsi="Calibri"/>
+          <w:b w:val="false"/>
+          <w:bCs w:val="false"/>
+          <w:i w:val="false"/>
+          <w:iCs w:val="false"/>
+          <w:sz w:val="22"/>
+          <w:szCs w:val="22"/>
+        </w:rPr>
+        <w:t xml:space="preserve">:</w:t>
+      </w:r>
+    </w:p>
+    <w:p>
+      <w:pPr>
+        <w:spacing w:after="160"/>
+      </w:pPr>
+      <w:r>
+        <w:rPr>
+          <w:rFonts w:ascii="Calibri" w:cs="Calibri" w:eastAsia="Calibri" w:hAnsi="Calibri"/>
+          <w:b/>
+          <w:bCs/>
+          <w:i w:val="false"/>
+          <w:iCs w:val="false"/>
+          <w:sz w:val="22"/>
+          <w:szCs w:val="22"/>
+        </w:rPr>
+        <w:t xml:space="preserve">1. Loss of potential competition</w:t>
+      </w:r>
+      <w:r>
+        <w:rPr>
+          <w:rFonts w:ascii="Calibri" w:cs="Calibri" w:eastAsia="Calibri" w:hAnsi="Calibri"/>
+          <w:b w:val="false"/>
+          <w:bCs w:val="false"/>
+          <w:i w:val="false"/>
+          <w:iCs w:val="false"/>
+          <w:sz w:val="22"/>
+          <w:szCs w:val="22"/>
+        </w:rPr>
+        <w:t xml:space="preserve">
+</w:t>
+      </w:r>
+      <w:r>
+        <w:rPr>
+          <w:rFonts w:ascii="Calibri" w:cs="Calibri" w:eastAsia="Calibri" w:hAnsi="Calibri"/>
+          <w:b w:val="false"/>
+          <w:bCs w:val="false"/>
+          <w:i w:val="false"/>
+          <w:iCs w:val="false"/>
+          <w:sz w:val="22"/>
+          <w:szCs w:val="22"/>
+        </w:rPr>
+        <w:t xml:space="preserve">
+This is probably the most distinctive digital merger theory. The target may have little current market share but could become a significant competitive constraint.</w:t>
+      </w:r>
+    </w:p>
+    <w:p>
+      <w:pPr>
+        <w:spacing w:after="160"/>
+      </w:pPr>
+      <w:r>
+        <w:rPr>
+          <w:rFonts w:ascii="Calibri" w:cs="Calibri" w:eastAsia="Calibri" w:hAnsi="Calibri"/>
+          <w:b/>
+          <w:bCs/>
+          <w:i w:val="false"/>
+          <w:iCs w:val="false"/>
+          <w:sz w:val="22"/>
+          <w:szCs w:val="22"/>
+        </w:rPr>
+        <w:t xml:space="preserve">2. Data advantage</w:t>
+      </w:r>
+      <w:r>
+        <w:rPr>
+          <w:rFonts w:ascii="Calibri" w:cs="Calibri" w:eastAsia="Calibri" w:hAnsi="Calibri"/>
+          <w:b w:val="false"/>
+          <w:bCs w:val="false"/>
+          <w:i w:val="false"/>
+          <w:iCs w:val="false"/>
+          <w:sz w:val="22"/>
+          <w:szCs w:val="22"/>
+        </w:rPr>
+        <w:t xml:space="preserve">
+</w:t>
+      </w:r>
+      <w:r>
+        <w:rPr>
+          <w:rFonts w:ascii="Calibri" w:cs="Calibri" w:eastAsia="Calibri" w:hAnsi="Calibri"/>
+          <w:b w:val="false"/>
+          <w:bCs w:val="false"/>
+          <w:i w:val="false"/>
+          <w:iCs w:val="false"/>
+          <w:sz w:val="22"/>
+          <w:szCs w:val="22"/>
+        </w:rPr>
+        <w:t xml:space="preserve">
+The concern isn't simply "the firm gets more data." The question is whether the combination creates a </w:t>
+      </w:r>
+      <w:r>
+        <w:rPr>
+          <w:rFonts w:ascii="Calibri" w:cs="Calibri" w:eastAsia="Calibri" w:hAnsi="Calibri"/>
+          <w:b/>
+          <w:bCs/>
+          <w:i w:val="false"/>
+          <w:iCs w:val="false"/>
+          <w:sz w:val="22"/>
+          <w:szCs w:val="22"/>
+        </w:rPr>
+        <w:t xml:space="preserve">unique or difficult-to-replicate competitive advantage</w:t>
+      </w:r>
+      <w:r>
+        <w:rPr>
+          <w:rFonts w:ascii="Calibri" w:cs="Calibri" w:eastAsia="Calibri" w:hAnsi="Calibri"/>
+          <w:b w:val="false"/>
+          <w:bCs w:val="false"/>
+          <w:i w:val="false"/>
+          <w:iCs w:val="false"/>
+          <w:sz w:val="22"/>
+          <w:szCs w:val="22"/>
+        </w:rPr>
+        <w:t xml:space="preserve"> that raises barriers to entry or weakens rivals.</w:t>
+      </w:r>
+    </w:p>
+    <w:p>
+      <w:pPr>
+        <w:spacing w:after="160"/>
+      </w:pPr>
+      <w:r>
+        <w:rPr>
+          <w:rFonts w:ascii="Calibri" w:cs="Calibri" w:eastAsia="Calibri" w:hAnsi="Calibri"/>
+          <w:b/>
+          <w:bCs/>
+          <w:i w:val="false"/>
+          <w:iCs w:val="false"/>
+          <w:sz w:val="22"/>
+          <w:szCs w:val="22"/>
+        </w:rPr>
+        <w:t xml:space="preserve">3. Network effects and ecosystem effects</w:t>
+      </w:r>
+      <w:r>
+        <w:rPr>
+          <w:rFonts w:ascii="Calibri" w:cs="Calibri" w:eastAsia="Calibri" w:hAnsi="Calibri"/>
+          <w:b w:val="false"/>
+          <w:bCs w:val="false"/>
+          <w:i w:val="false"/>
+          <w:iCs w:val="false"/>
+          <w:sz w:val="22"/>
+          <w:szCs w:val="22"/>
+        </w:rPr>
+        <w:t xml:space="preserve">
+</w:t>
+      </w:r>
+      <w:r>
+        <w:rPr>
+          <w:rFonts w:ascii="Calibri" w:cs="Calibri" w:eastAsia="Calibri" w:hAnsi="Calibri"/>
+          <w:b w:val="false"/>
+          <w:bCs w:val="false"/>
+          <w:i w:val="false"/>
+          <w:iCs w:val="false"/>
+          <w:sz w:val="22"/>
+          <w:szCs w:val="22"/>
+        </w:rPr>
+        <w:t xml:space="preserve">
+A merger can reinforce an incumbent's position because more users/data/services make the ecosystem more valuable, potentially creating a </w:t>
+      </w:r>
+      <w:r>
+        <w:rPr>
+          <w:rFonts w:ascii="Calibri" w:cs="Calibri" w:eastAsia="Calibri" w:hAnsi="Calibri"/>
+          <w:b/>
+          <w:bCs/>
+          <w:i w:val="false"/>
+          <w:iCs w:val="false"/>
+          <w:sz w:val="22"/>
+          <w:szCs w:val="22"/>
+        </w:rPr>
+        <w:t xml:space="preserve">self-reinforcing feedback loop</w:t>
+      </w:r>
+      <w:r>
+        <w:rPr>
+          <w:rFonts w:ascii="Calibri" w:cs="Calibri" w:eastAsia="Calibri" w:hAnsi="Calibri"/>
+          <w:b w:val="false"/>
+          <w:bCs w:val="false"/>
+          <w:i w:val="false"/>
+          <w:iCs w:val="false"/>
+          <w:sz w:val="22"/>
+          <w:szCs w:val="22"/>
+        </w:rPr>
+        <w:t xml:space="preserve">.</w:t>
+      </w:r>
+    </w:p>
+    <w:p>
+      <w:pPr>
+        <w:spacing w:after="160"/>
+      </w:pPr>
+      <w:r>
+        <w:rPr>
+          <w:rFonts w:ascii="Calibri" w:cs="Calibri" w:eastAsia="Calibri" w:hAnsi="Calibri"/>
+          <w:b/>
+          <w:bCs/>
+          <w:i w:val="false"/>
+          <w:iCs w:val="false"/>
+          <w:sz w:val="22"/>
+          <w:szCs w:val="22"/>
+        </w:rPr>
+        <w:t xml:space="preserve">4. Foreclosure</w:t>
+      </w:r>
+      <w:r>
+        <w:rPr>
+          <w:rFonts w:ascii="Calibri" w:cs="Calibri" w:eastAsia="Calibri" w:hAnsi="Calibri"/>
+          <w:b w:val="false"/>
+          <w:bCs w:val="false"/>
+          <w:i w:val="false"/>
+          <w:iCs w:val="false"/>
+          <w:sz w:val="22"/>
+          <w:szCs w:val="22"/>
+        </w:rPr>
+        <w:t xml:space="preserve">
+</w:t>
+      </w:r>
+      <w:r>
+        <w:rPr>
+          <w:rFonts w:ascii="Calibri" w:cs="Calibri" w:eastAsia="Calibri" w:hAnsi="Calibri"/>
+          <w:b w:val="false"/>
+          <w:bCs w:val="false"/>
+          <w:i w:val="false"/>
+          <w:iCs w:val="false"/>
+          <w:sz w:val="22"/>
+          <w:szCs w:val="22"/>
+        </w:rPr>
+        <w:t xml:space="preserve">
+Particularly important for vertically integrated platforms. The merged entity may have both the </w:t>
+      </w:r>
+      <w:r>
+        <w:rPr>
+          <w:rFonts w:ascii="Calibri" w:cs="Calibri" w:eastAsia="Calibri" w:hAnsi="Calibri"/>
+          <w:b/>
+          <w:bCs/>
+          <w:i w:val="false"/>
+          <w:iCs w:val="false"/>
+          <w:sz w:val="22"/>
+          <w:szCs w:val="22"/>
+        </w:rPr>
+        <w:t xml:space="preserve">ability and incentive</w:t>
+      </w:r>
+      <w:r>
+        <w:rPr>
+          <w:rFonts w:ascii="Calibri" w:cs="Calibri" w:eastAsia="Calibri" w:hAnsi="Calibri"/>
+          <w:b w:val="false"/>
+          <w:bCs w:val="false"/>
+          <w:i w:val="false"/>
+          <w:iCs w:val="false"/>
+          <w:sz w:val="22"/>
+          <w:szCs w:val="22"/>
+        </w:rPr>
+        <w:t xml:space="preserve"> to disadvantage rivals through access, ranking, interoperability, APIs, distribution, or pricing.</w:t>
+      </w:r>
+    </w:p>
+    <w:p>
+      <w:pPr>
+        <w:spacing w:after="160"/>
+      </w:pPr>
+      <w:r>
+        <w:rPr>
+          <w:rFonts w:ascii="Calibri" w:cs="Calibri" w:eastAsia="Calibri" w:hAnsi="Calibri"/>
+          <w:b/>
+          <w:bCs/>
+          <w:i w:val="false"/>
+          <w:iCs w:val="false"/>
+          <w:sz w:val="22"/>
+          <w:szCs w:val="22"/>
+        </w:rPr>
+        <w:t xml:space="preserve">5. Innovation competition</w:t>
+      </w:r>
+      <w:r>
+        <w:rPr>
+          <w:rFonts w:ascii="Calibri" w:cs="Calibri" w:eastAsia="Calibri" w:hAnsi="Calibri"/>
+          <w:b w:val="false"/>
+          <w:bCs w:val="false"/>
+          <w:i w:val="false"/>
+          <w:iCs w:val="false"/>
+          <w:sz w:val="22"/>
+          <w:szCs w:val="22"/>
+        </w:rPr>
+        <w:t xml:space="preserve">
+</w:t>
+      </w:r>
+      <w:r>
+        <w:rPr>
+          <w:rFonts w:ascii="Calibri" w:cs="Calibri" w:eastAsia="Calibri" w:hAnsi="Calibri"/>
+          <w:b w:val="false"/>
+          <w:bCs w:val="false"/>
+          <w:i w:val="false"/>
+          <w:iCs w:val="false"/>
+          <w:sz w:val="22"/>
+          <w:szCs w:val="22"/>
+        </w:rPr>
+        <w:t xml:space="preserve">
+Authorities may ask whether the target is an important source of innovation even if it has little revenue or market share today.</w:t>
+      </w:r>
+    </w:p>
+    <w:p>
+      <w:pPr>
+        <w:spacing w:after="120" w:before="240"/>
+      </w:pPr>
+      <w:r>
+        <w:rPr>
+          <w:rFonts w:ascii="Calibri" w:cs="Calibri" w:eastAsia="Calibri" w:hAnsi="Calibri"/>
+          <w:b/>
+          <w:bCs/>
+          <w:i w:val="false"/>
+          <w:iCs w:val="false"/>
+          <w:sz w:val="22"/>
+          <w:szCs w:val="22"/>
+        </w:rPr>
+        <w:t xml:space="preserve">A useful framework</w:t>
+      </w:r>
+    </w:p>
+    <w:p>
+      <w:pPr>
+        <w:spacing w:after="160"/>
+      </w:pPr>
+      <w:r>
+        <w:rPr>
+          <w:rFonts w:ascii="Calibri" w:cs="Calibri" w:eastAsia="Calibri" w:hAnsi="Calibri"/>
+          <w:b w:val="false"/>
+          <w:bCs w:val="false"/>
+          <w:i w:val="false"/>
+          <w:iCs w:val="false"/>
+          <w:sz w:val="22"/>
+          <w:szCs w:val="22"/>
+        </w:rPr>
+        <w:t xml:space="preserve">When assessing a digital merger, you can structure the theory of harm as:</w:t>
+      </w:r>
+    </w:p>
+    <w:p>
+      <w:pPr>
+        <w:spacing w:after="160"/>
+      </w:pPr>
+      <w:r>
+        <w:rPr>
+          <w:rFonts w:ascii="Calibri" w:cs="Calibri" w:eastAsia="Calibri" w:hAnsi="Calibri"/>
+          <w:b w:val="false"/>
+          <w:bCs w:val="false"/>
+          <w:i w:val="false"/>
+          <w:iCs w:val="false"/>
+          <w:sz w:val="22"/>
+          <w:szCs w:val="22"/>
+        </w:rPr>
+        <w:t xml:space="preserve">
+</w:t>
+      </w:r>
+      <w:r>
+        <w:rPr>
+          <w:rFonts w:ascii="Calibri" w:cs="Calibri" w:eastAsia="Calibri" w:hAnsi="Calibri"/>
+          <w:b/>
+          <w:bCs/>
+          <w:i w:val="false"/>
+          <w:iCs w:val="false"/>
+          <w:sz w:val="22"/>
+          <w:szCs w:val="22"/>
+        </w:rPr>
+        <w:t xml:space="preserve">Merger → change in competitive structure → mechanism of harm → effect on competition → consumer harm</w:t>
+      </w:r>
+      <w:r>
+        <w:rPr>
+          <w:rFonts w:ascii="Calibri" w:cs="Calibri" w:eastAsia="Calibri" w:hAnsi="Calibri"/>
+          <w:b w:val="false"/>
+          <w:bCs w:val="false"/>
+          <w:i w:val="false"/>
+          <w:iCs w:val="false"/>
+          <w:sz w:val="22"/>
+          <w:szCs w:val="22"/>
+        </w:rPr>
+        <w:t xml:space="preserve">
+</w:t>
+      </w:r>
+    </w:p>
+    <w:p>
+      <w:pPr>
+        <w:spacing w:after="160"/>
+      </w:pPr>
+      <w:r>
+        <w:rPr>
+          <w:rFonts w:ascii="Calibri" w:cs="Calibri" w:eastAsia="Calibri" w:hAnsi="Calibri"/>
+          <w:b w:val="false"/>
+          <w:bCs w:val="false"/>
+          <w:i w:val="false"/>
+          <w:iCs w:val="false"/>
+          <w:sz w:val="22"/>
+          <w:szCs w:val="22"/>
+        </w:rPr>
+        <w:t xml:space="preserve">For example:</w:t>
+      </w:r>
+    </w:p>
+    <w:p>
+      <w:pPr>
+        <w:spacing w:after="160"/>
+      </w:pPr>
+      <w:r>
+        <w:rPr>
+          <w:rFonts w:ascii="Calibri" w:cs="Calibri" w:eastAsia="Calibri" w:hAnsi="Calibri"/>
+          <w:b w:val="false"/>
+          <w:bCs w:val="false"/>
+          <w:i w:val="false"/>
+          <w:iCs w:val="false"/>
+          <w:sz w:val="22"/>
+          <w:szCs w:val="22"/>
+        </w:rPr>
+        <w:t xml:space="preserve">
+</w:t>
+      </w:r>
+      <w:r>
+        <w:rPr>
+          <w:rFonts w:ascii="Calibri" w:cs="Calibri" w:eastAsia="Calibri" w:hAnsi="Calibri"/>
+          <w:b/>
+          <w:bCs/>
+          <w:i w:val="false"/>
+          <w:iCs w:val="false"/>
+          <w:sz w:val="22"/>
+          <w:szCs w:val="22"/>
+        </w:rPr>
+        <w:t xml:space="preserve">Acquisition of nascent AI rival → elimination of future competitive constraint → incumbent no longer faces threat of entry → weaker innovation competition → higher prices / lower quality / reduced innovation / worse privacy.</w:t>
+      </w:r>
+      <w:r>
+        <w:rPr>
+          <w:rFonts w:ascii="Calibri" w:cs="Calibri" w:eastAsia="Calibri" w:hAnsi="Calibri"/>
+          <w:b w:val="false"/>
+          <w:bCs w:val="false"/>
+          <w:i w:val="false"/>
+          <w:iCs w:val="false"/>
+          <w:sz w:val="22"/>
+          <w:szCs w:val="22"/>
+        </w:rPr>
+        <w:t xml:space="preserve">
+</w:t>
+      </w:r>
+    </w:p>
+    <w:p>
+      <w:pPr>
+        <w:spacing w:after="160"/>
+      </w:pPr>
+      <w:r>
+        <w:rPr>
+          <w:rFonts w:ascii="Calibri" w:cs="Calibri" w:eastAsia="Calibri" w:hAnsi="Calibri"/>
+          <w:b w:val="false"/>
+          <w:bCs w:val="false"/>
+          <w:i w:val="false"/>
+          <w:iCs w:val="false"/>
+          <w:sz w:val="22"/>
+          <w:szCs w:val="22"/>
+        </w:rPr>
+        <w:t xml:space="preserve">And importantly, </w:t>
+      </w:r>
+      <w:r>
+        <w:rPr>
+          <w:rFonts w:ascii="Calibri" w:cs="Calibri" w:eastAsia="Calibri" w:hAnsi="Calibri"/>
+          <w:b/>
+          <w:bCs/>
+          <w:i w:val="false"/>
+          <w:iCs w:val="false"/>
+          <w:sz w:val="22"/>
+          <w:szCs w:val="22"/>
+        </w:rPr>
+        <w:t xml:space="preserve">consumer harm in digital markets does not have to mean higher prices</w:t>
+      </w:r>
+      <w:r>
+        <w:rPr>
+          <w:rFonts w:ascii="Calibri" w:cs="Calibri" w:eastAsia="Calibri" w:hAnsi="Calibri"/>
+          <w:b w:val="false"/>
+          <w:bCs w:val="false"/>
+          <w:i w:val="false"/>
+          <w:iCs w:val="false"/>
+          <w:sz w:val="22"/>
+          <w:szCs w:val="22"/>
+        </w:rPr>
+        <w:t xml:space="preserve">. It can manifest as:</w:t>
       </w:r>
     </w:p>
     <w:p>
@@ -102,17 +1715,45 @@
           <w:ilvl w:val="0"/>
           <w:numId w:val="1"/>
         </w:numPr>
-        <w:spacing w:after="140"/>
-      </w:pPr>
-      <w:r>
-        <w:rPr>
-          <w:rFonts w:ascii="Calibri" w:cs="Calibri" w:eastAsia="Calibri" w:hAnsi="Calibri"/>
-          <w:i w:val="false"/>
-          <w:iCs w:val="false"/>
-          <w:sz w:val="22"/>
-          <w:szCs w:val="22"/>
-        </w:rPr>
-        <w:t xml:space="preserve">Identifying changes in market conditions and prices: A cartel's formation could lead to an increase in prices or an elimination of price competition. Monitoring market prices over time can help detect any suspicious surges.</w:t>
+        <w:spacing w:after="120"/>
+      </w:pPr>
+      <w:r>
+        <w:rPr>
+          <w:rFonts w:ascii="Calibri" w:cs="Calibri" w:eastAsia="Calibri" w:hAnsi="Calibri"/>
+          <w:b w:val="false"/>
+          <w:bCs w:val="false"/>
+          <w:i w:val="false"/>
+          <w:iCs w:val="false"/>
+          <w:sz w:val="22"/>
+          <w:szCs w:val="22"/>
+        </w:rPr>
+        <w:t xml:space="preserve">
+</w:t>
+      </w:r>
+      <w:r>
+        <w:rPr>
+          <w:rFonts w:ascii="Calibri" w:cs="Calibri" w:eastAsia="Calibri" w:hAnsi="Calibri"/>
+          <w:b w:val="false"/>
+          <w:bCs w:val="false"/>
+          <w:i w:val="false"/>
+          <w:iCs w:val="false"/>
+          <w:sz w:val="22"/>
+          <w:szCs w:val="22"/>
+        </w:rPr>
+        <w:t xml:space="preserve">lower quality;</w:t>
+      </w:r>
+      <w:r>
+        <w:rPr>
+          <w:rFonts w:ascii="Calibri" w:cs="Calibri" w:eastAsia="Calibri" w:hAnsi="Calibri"/>
+          <w:b w:val="false"/>
+          <w:bCs w:val="false"/>
+          <w:i w:val="false"/>
+          <w:iCs w:val="false"/>
+          <w:sz w:val="22"/>
+          <w:szCs w:val="22"/>
+        </w:rPr>
+        <w:t xml:space="preserve">
+</w:t>
       </w:r>
     </w:p>
     <w:p>
@@ -122,17 +1763,45 @@
           <w:ilvl w:val="0"/>
           <w:numId w:val="1"/>
         </w:numPr>
-        <w:spacing w:after="140"/>
-      </w:pPr>
-      <w:r>
-        <w:rPr>
-          <w:rFonts w:ascii="Calibri" w:cs="Calibri" w:eastAsia="Calibri" w:hAnsi="Calibri"/>
-          <w:i w:val="false"/>
-          <w:iCs w:val="false"/>
-          <w:sz w:val="22"/>
-          <w:szCs w:val="22"/>
-        </w:rPr>
-        <w:t xml:space="preserve">Signs of collaboration or communication: Cartel members often communicate to finalize price agreements and coordinate their strategies. Paying attention to the timing and frequency of interactions between competitors can help pinpoint collusion.</w:t>
+        <w:spacing w:after="120"/>
+      </w:pPr>
+      <w:r>
+        <w:rPr>
+          <w:rFonts w:ascii="Calibri" w:cs="Calibri" w:eastAsia="Calibri" w:hAnsi="Calibri"/>
+          <w:b w:val="false"/>
+          <w:bCs w:val="false"/>
+          <w:i w:val="false"/>
+          <w:iCs w:val="false"/>
+          <w:sz w:val="22"/>
+          <w:szCs w:val="22"/>
+        </w:rPr>
+        <w:t xml:space="preserve">
+</w:t>
+      </w:r>
+      <w:r>
+        <w:rPr>
+          <w:rFonts w:ascii="Calibri" w:cs="Calibri" w:eastAsia="Calibri" w:hAnsi="Calibri"/>
+          <w:b w:val="false"/>
+          <w:bCs w:val="false"/>
+          <w:i w:val="false"/>
+          <w:iCs w:val="false"/>
+          <w:sz w:val="22"/>
+          <w:szCs w:val="22"/>
+        </w:rPr>
+        <w:t xml:space="preserve">less innovation;</w:t>
+      </w:r>
+      <w:r>
+        <w:rPr>
+          <w:rFonts w:ascii="Calibri" w:cs="Calibri" w:eastAsia="Calibri" w:hAnsi="Calibri"/>
+          <w:b w:val="false"/>
+          <w:bCs w:val="false"/>
+          <w:i w:val="false"/>
+          <w:iCs w:val="false"/>
+          <w:sz w:val="22"/>
+          <w:szCs w:val="22"/>
+        </w:rPr>
+        <w:t xml:space="preserve">
+</w:t>
       </w:r>
     </w:p>
     <w:p>
@@ -142,17 +1811,45 @@
           <w:ilvl w:val="0"/>
           <w:numId w:val="1"/>
         </w:numPr>
-        <w:spacing w:after="140"/>
-      </w:pPr>
-      <w:r>
-        <w:rPr>
-          <w:rFonts w:ascii="Calibri" w:cs="Calibri" w:eastAsia="Calibri" w:hAnsi="Calibri"/>
-          <w:i w:val="false"/>
-          <w:iCs w:val="false"/>
-          <w:sz w:val="22"/>
-          <w:szCs w:val="22"/>
-        </w:rPr>
-        <w:t xml:space="preserve">Looking for overlapping production and distribution networks: Competitors who share production facilities, customers, or suppliers may be more susceptible to collusion.</w:t>
+        <w:spacing w:after="120"/>
+      </w:pPr>
+      <w:r>
+        <w:rPr>
+          <w:rFonts w:ascii="Calibri" w:cs="Calibri" w:eastAsia="Calibri" w:hAnsi="Calibri"/>
+          <w:b w:val="false"/>
+          <w:bCs w:val="false"/>
+          <w:i w:val="false"/>
+          <w:iCs w:val="false"/>
+          <w:sz w:val="22"/>
+          <w:szCs w:val="22"/>
+        </w:rPr>
+        <w:t xml:space="preserve">
+</w:t>
+      </w:r>
+      <w:r>
+        <w:rPr>
+          <w:rFonts w:ascii="Calibri" w:cs="Calibri" w:eastAsia="Calibri" w:hAnsi="Calibri"/>
+          <w:b w:val="false"/>
+          <w:bCs w:val="false"/>
+          <w:i w:val="false"/>
+          <w:iCs w:val="false"/>
+          <w:sz w:val="22"/>
+          <w:szCs w:val="22"/>
+        </w:rPr>
+        <w:t xml:space="preserve">worse privacy;</w:t>
+      </w:r>
+      <w:r>
+        <w:rPr>
+          <w:rFonts w:ascii="Calibri" w:cs="Calibri" w:eastAsia="Calibri" w:hAnsi="Calibri"/>
+          <w:b w:val="false"/>
+          <w:bCs w:val="false"/>
+          <w:i w:val="false"/>
+          <w:iCs w:val="false"/>
+          <w:sz w:val="22"/>
+          <w:szCs w:val="22"/>
+        </w:rPr>
+        <w:t xml:space="preserve">
+</w:t>
       </w:r>
     </w:p>
     <w:p>
@@ -162,17 +1859,45 @@
           <w:ilvl w:val="0"/>
           <w:numId w:val="1"/>
         </w:numPr>
-        <w:spacing w:after="140"/>
-      </w:pPr>
-      <w:r>
-        <w:rPr>
-          <w:rFonts w:ascii="Calibri" w:cs="Calibri" w:eastAsia="Calibri" w:hAnsi="Calibri"/>
-          <w:i w:val="false"/>
-          <w:iCs w:val="false"/>
-          <w:sz w:val="22"/>
-          <w:szCs w:val="22"/>
-        </w:rPr>
-        <w:t xml:space="preserve">Monitoring changes in the market structure: After two competitors form a cartel, they may merge, or a third competitor may exit the market. Carefully analyze changes in the market structure to identify potential cartel formation.</w:t>
+        <w:spacing w:after="120"/>
+      </w:pPr>
+      <w:r>
+        <w:rPr>
+          <w:rFonts w:ascii="Calibri" w:cs="Calibri" w:eastAsia="Calibri" w:hAnsi="Calibri"/>
+          <w:b w:val="false"/>
+          <w:bCs w:val="false"/>
+          <w:i w:val="false"/>
+          <w:iCs w:val="false"/>
+          <w:sz w:val="22"/>
+          <w:szCs w:val="22"/>
+        </w:rPr>
+        <w:t xml:space="preserve">
+</w:t>
+      </w:r>
+      <w:r>
+        <w:rPr>
+          <w:rFonts w:ascii="Calibri" w:cs="Calibri" w:eastAsia="Calibri" w:hAnsi="Calibri"/>
+          <w:b w:val="false"/>
+          <w:bCs w:val="false"/>
+          <w:i w:val="false"/>
+          <w:iCs w:val="false"/>
+          <w:sz w:val="22"/>
+          <w:szCs w:val="22"/>
+        </w:rPr>
+        <w:t xml:space="preserve">reduced choice;</w:t>
+      </w:r>
+      <w:r>
+        <w:rPr>
+          <w:rFonts w:ascii="Calibri" w:cs="Calibri" w:eastAsia="Calibri" w:hAnsi="Calibri"/>
+          <w:b w:val="false"/>
+          <w:bCs w:val="false"/>
+          <w:i w:val="false"/>
+          <w:iCs w:val="false"/>
+          <w:sz w:val="22"/>
+          <w:szCs w:val="22"/>
+        </w:rPr>
+        <w:t xml:space="preserve">
+</w:t>
       </w:r>
     </w:p>
     <w:p>
@@ -182,17 +1907,45 @@
           <w:ilvl w:val="0"/>
           <w:numId w:val="1"/>
         </w:numPr>
-        <w:spacing w:after="140"/>
-      </w:pPr>
-      <w:r>
-        <w:rPr>
-          <w:rFonts w:ascii="Calibri" w:cs="Calibri" w:eastAsia="Calibri" w:hAnsi="Calibri"/>
-          <w:i w:val="false"/>
-          <w:iCs w:val="false"/>
-          <w:sz w:val="22"/>
-          <w:szCs w:val="22"/>
-        </w:rPr>
-        <w:t xml:space="preserve">Industry-specific trade associations: Participation in trade associations, particularly in industries with limited competition, could indicate the existence of a cartel as members might share similar economic goals.</w:t>
+        <w:spacing w:after="120"/>
+      </w:pPr>
+      <w:r>
+        <w:rPr>
+          <w:rFonts w:ascii="Calibri" w:cs="Calibri" w:eastAsia="Calibri" w:hAnsi="Calibri"/>
+          <w:b w:val="false"/>
+          <w:bCs w:val="false"/>
+          <w:i w:val="false"/>
+          <w:iCs w:val="false"/>
+          <w:sz w:val="22"/>
+          <w:szCs w:val="22"/>
+        </w:rPr>
+        <w:t xml:space="preserve">
+</w:t>
+      </w:r>
+      <w:r>
+        <w:rPr>
+          <w:rFonts w:ascii="Calibri" w:cs="Calibri" w:eastAsia="Calibri" w:hAnsi="Calibri"/>
+          <w:b w:val="false"/>
+          <w:bCs w:val="false"/>
+          <w:i w:val="false"/>
+          <w:iCs w:val="false"/>
+          <w:sz w:val="22"/>
+          <w:szCs w:val="22"/>
+        </w:rPr>
+        <w:t xml:space="preserve">weaker interoperability;</w:t>
+      </w:r>
+      <w:r>
+        <w:rPr>
+          <w:rFonts w:ascii="Calibri" w:cs="Calibri" w:eastAsia="Calibri" w:hAnsi="Calibri"/>
+          <w:b w:val="false"/>
+          <w:bCs w:val="false"/>
+          <w:i w:val="false"/>
+          <w:iCs w:val="false"/>
+          <w:sz w:val="22"/>
+          <w:szCs w:val="22"/>
+        </w:rPr>
+        <w:t xml:space="preserve">
+</w:t>
       </w:r>
     </w:p>
     <w:p>
@@ -202,38 +1955,235 @@
           <w:ilvl w:val="0"/>
           <w:numId w:val="1"/>
         </w:numPr>
-        <w:spacing w:after="140"/>
-      </w:pPr>
-      <w:r>
-        <w:rPr>
-          <w:rFonts w:ascii="Calibri" w:cs="Calibri" w:eastAsia="Calibri" w:hAnsi="Calibri"/>
-          <w:i w:val="false"/>
-          <w:iCs w:val="false"/>
-          <w:sz w:val="22"/>
-          <w:szCs w:val="22"/>
-        </w:rPr>
-        <w:t xml:space="preserve">Analyzing customers' complaints: Customers' complaints about untimely, similar pricing, or limited product availability could indicate collusion between competitors.</w:t>
-      </w:r>
-    </w:p>
-    <w:p>
-      <w:pPr>
-        <w:spacing w:after="140"/>
-      </w:pPr>
-      <w:r>
-        <w:rPr>
-          <w:rFonts w:ascii="Calibri" w:cs="Calibri" w:eastAsia="Calibri" w:hAnsi="Calibri"/>
-          <w:i w:val="false"/>
-          <w:iCs w:val="false"/>
-          <w:sz w:val="22"/>
-          <w:szCs w:val="22"/>
-        </w:rPr>
-        <w:t xml:space="preserve">Remember, proving cartel collusion and cooperation is challenging. The task also requires a deep understanding of the workings of a specific market and the behavior of companies operating in that market.</w:t>
-      </w:r>
-    </w:p>
-    <w:p>
-      <w:pPr>
-        <w:pStyle w:val="Heading1"/>
-        <w:spacing w:after="140" w:before="280"/>
+        <w:spacing w:after="120"/>
+      </w:pPr>
+      <w:r>
+        <w:rPr>
+          <w:rFonts w:ascii="Calibri" w:cs="Calibri" w:eastAsia="Calibri" w:hAnsi="Calibri"/>
+          <w:b w:val="false"/>
+          <w:bCs w:val="false"/>
+          <w:i w:val="false"/>
+          <w:iCs w:val="false"/>
+          <w:sz w:val="22"/>
+          <w:szCs w:val="22"/>
+        </w:rPr>
+        <w:t xml:space="preserve">
+</w:t>
+      </w:r>
+      <w:r>
+        <w:rPr>
+          <w:rFonts w:ascii="Calibri" w:cs="Calibri" w:eastAsia="Calibri" w:hAnsi="Calibri"/>
+          <w:b w:val="false"/>
+          <w:bCs w:val="false"/>
+          <w:i w:val="false"/>
+          <w:iCs w:val="false"/>
+          <w:sz w:val="22"/>
+          <w:szCs w:val="22"/>
+        </w:rPr>
+        <w:t xml:space="preserve">higher advertising prices;</w:t>
+      </w:r>
+      <w:r>
+        <w:rPr>
+          <w:rFonts w:ascii="Calibri" w:cs="Calibri" w:eastAsia="Calibri" w:hAnsi="Calibri"/>
+          <w:b w:val="false"/>
+          <w:bCs w:val="false"/>
+          <w:i w:val="false"/>
+          <w:iCs w:val="false"/>
+          <w:sz w:val="22"/>
+          <w:szCs w:val="22"/>
+        </w:rPr>
+        <w:t xml:space="preserve">
+</w:t>
+      </w:r>
+    </w:p>
+    <w:p>
+      <w:pPr>
+        <w:pStyle w:val="ListParagraph"/>
+        <w:numPr>
+          <w:ilvl w:val="0"/>
+          <w:numId w:val="1"/>
+        </w:numPr>
+        <w:spacing w:after="120"/>
+      </w:pPr>
+      <w:r>
+        <w:rPr>
+          <w:rFonts w:ascii="Calibri" w:cs="Calibri" w:eastAsia="Calibri" w:hAnsi="Calibri"/>
+          <w:b w:val="false"/>
+          <w:bCs w:val="false"/>
+          <w:i w:val="false"/>
+          <w:iCs w:val="false"/>
+          <w:sz w:val="22"/>
+          <w:szCs w:val="22"/>
+        </w:rPr>
+        <w:t xml:space="preserve">
+</w:t>
+      </w:r>
+      <w:r>
+        <w:rPr>
+          <w:rFonts w:ascii="Calibri" w:cs="Calibri" w:eastAsia="Calibri" w:hAnsi="Calibri"/>
+          <w:b w:val="false"/>
+          <w:bCs w:val="false"/>
+          <w:i w:val="false"/>
+          <w:iCs w:val="false"/>
+          <w:sz w:val="22"/>
+          <w:szCs w:val="22"/>
+        </w:rPr>
+        <w:t xml:space="preserve">degraded service;</w:t>
+      </w:r>
+      <w:r>
+        <w:rPr>
+          <w:rFonts w:ascii="Calibri" w:cs="Calibri" w:eastAsia="Calibri" w:hAnsi="Calibri"/>
+          <w:b w:val="false"/>
+          <w:bCs w:val="false"/>
+          <w:i w:val="false"/>
+          <w:iCs w:val="false"/>
+          <w:sz w:val="22"/>
+          <w:szCs w:val="22"/>
+        </w:rPr>
+        <w:t xml:space="preserve">
+</w:t>
+      </w:r>
+    </w:p>
+    <w:p>
+      <w:pPr>
+        <w:pStyle w:val="ListParagraph"/>
+        <w:numPr>
+          <w:ilvl w:val="0"/>
+          <w:numId w:val="1"/>
+        </w:numPr>
+        <w:spacing w:after="120"/>
+      </w:pPr>
+      <w:r>
+        <w:rPr>
+          <w:rFonts w:ascii="Calibri" w:cs="Calibri" w:eastAsia="Calibri" w:hAnsi="Calibri"/>
+          <w:b w:val="false"/>
+          <w:bCs w:val="false"/>
+          <w:i w:val="false"/>
+          <w:iCs w:val="false"/>
+          <w:sz w:val="22"/>
+          <w:szCs w:val="22"/>
+        </w:rPr>
+        <w:t xml:space="preserve">
+</w:t>
+      </w:r>
+      <w:r>
+        <w:rPr>
+          <w:rFonts w:ascii="Calibri" w:cs="Calibri" w:eastAsia="Calibri" w:hAnsi="Calibri"/>
+          <w:b w:val="false"/>
+          <w:bCs w:val="false"/>
+          <w:i w:val="false"/>
+          <w:iCs w:val="false"/>
+          <w:sz w:val="22"/>
+          <w:szCs w:val="22"/>
+        </w:rPr>
+        <w:t xml:space="preserve">greater switching costs; or</w:t>
+      </w:r>
+      <w:r>
+        <w:rPr>
+          <w:rFonts w:ascii="Calibri" w:cs="Calibri" w:eastAsia="Calibri" w:hAnsi="Calibri"/>
+          <w:b w:val="false"/>
+          <w:bCs w:val="false"/>
+          <w:i w:val="false"/>
+          <w:iCs w:val="false"/>
+          <w:sz w:val="22"/>
+          <w:szCs w:val="22"/>
+        </w:rPr>
+        <w:t xml:space="preserve">
+</w:t>
+      </w:r>
+    </w:p>
+    <w:p>
+      <w:pPr>
+        <w:pStyle w:val="ListParagraph"/>
+        <w:numPr>
+          <w:ilvl w:val="0"/>
+          <w:numId w:val="1"/>
+        </w:numPr>
+        <w:spacing w:after="120"/>
+      </w:pPr>
+      <w:r>
+        <w:rPr>
+          <w:rFonts w:ascii="Calibri" w:cs="Calibri" w:eastAsia="Calibri" w:hAnsi="Calibri"/>
+          <w:b w:val="false"/>
+          <w:bCs w:val="false"/>
+          <w:i w:val="false"/>
+          <w:iCs w:val="false"/>
+          <w:sz w:val="22"/>
+          <w:szCs w:val="22"/>
+        </w:rPr>
+        <w:t xml:space="preserve">
+</w:t>
+      </w:r>
+      <w:r>
+        <w:rPr>
+          <w:rFonts w:ascii="Calibri" w:cs="Calibri" w:eastAsia="Calibri" w:hAnsi="Calibri"/>
+          <w:b w:val="false"/>
+          <w:bCs w:val="false"/>
+          <w:i w:val="false"/>
+          <w:iCs w:val="false"/>
+          <w:sz w:val="22"/>
+          <w:szCs w:val="22"/>
+        </w:rPr>
+        <w:t xml:space="preserve">slower technological development.</w:t>
+      </w:r>
+      <w:r>
+        <w:rPr>
+          <w:rFonts w:ascii="Calibri" w:cs="Calibri" w:eastAsia="Calibri" w:hAnsi="Calibri"/>
+          <w:b w:val="false"/>
+          <w:bCs w:val="false"/>
+          <w:i w:val="false"/>
+          <w:iCs w:val="false"/>
+          <w:sz w:val="22"/>
+          <w:szCs w:val="22"/>
+        </w:rPr>
+        <w:t xml:space="preserve">
+</w:t>
+      </w:r>
+    </w:p>
+    <w:p>
+      <w:pPr>
+        <w:spacing w:after="160"/>
+      </w:pPr>
+      <w:r>
+        <w:rPr>
+          <w:rFonts w:ascii="Calibri" w:cs="Calibri" w:eastAsia="Calibri" w:hAnsi="Calibri"/>
+          <w:b w:val="false"/>
+          <w:bCs w:val="false"/>
+          <w:i w:val="false"/>
+          <w:iCs w:val="false"/>
+          <w:sz w:val="22"/>
+          <w:szCs w:val="22"/>
+        </w:rPr>
+        <w:t xml:space="preserve">That distinction is </w:t>
+      </w:r>
+      <w:r>
+        <w:rPr>
+          <w:rFonts w:ascii="Calibri" w:cs="Calibri" w:eastAsia="Calibri" w:hAnsi="Calibri"/>
+          <w:b/>
+          <w:bCs/>
+          <w:i w:val="false"/>
+          <w:iCs w:val="false"/>
+          <w:sz w:val="22"/>
+          <w:szCs w:val="22"/>
+        </w:rPr>
+        <w:t xml:space="preserve">very important in platform mergers</w:t>
+      </w:r>
+      <w:r>
+        <w:rPr>
+          <w:rFonts w:ascii="Calibri" w:cs="Calibri" w:eastAsia="Calibri" w:hAnsi="Calibri"/>
+          <w:b w:val="false"/>
+          <w:bCs w:val="false"/>
+          <w:i w:val="false"/>
+          <w:iCs w:val="false"/>
+          <w:sz w:val="22"/>
+          <w:szCs w:val="22"/>
+        </w:rPr>
+        <w:t xml:space="preserve">, especially where the consumer-facing service has a zero monetary price.</w:t>
+      </w:r>
+    </w:p>
+    <w:p>
+      <w:pPr>
+        <w:spacing w:after="120" w:before="240"/>
       </w:pPr>
       <w:r>
         <w:rPr>
@@ -241,16 +2191,13 @@
           <w:b/>
           <w:bCs/>
           <w:color w:val="1F4E5F"/>
-          <w:sz w:val="26"/>
-          <w:szCs w:val="26"/>
+          <w:sz w:val="28"/>
+          <w:szCs w:val="28"/>
         </w:rPr>
         <w:t xml:space="preserve">Cited Sources</w:t>
       </w:r>
     </w:p>
     <w:p>
-      <w:pPr>
-        <w:spacing w:after="140"/>
-      </w:pPr>
       <w:r>
         <w:rPr>
           <w:rFonts w:ascii="Calibri" w:cs="Calibri" w:eastAsia="Calibri" w:hAnsi="Calibri"/>
@@ -263,10 +2210,8 @@
       </w:r>
     </w:p>
     <w:sectPr>
-      <w:headerReference w:type="default" r:id="rId7"/>
-      <w:footerReference w:type="default" r:id="rId8"/>
       <w:pgSz w:w="12240" w:h="15840" w:orient="portrait"/>
-      <w:pgMar w:top="1080" w:right="1350" w:bottom="1080" w:left="1350" w:header="708" w:footer="708" w:gutter="0"/>
+      <w:pgMar w:top="1350" w:right="1080" w:bottom="1350" w:left="1080" w:header="708" w:footer="708" w:gutter="0"/>
       <w:pgNumType/>
       <w:docGrid w:linePitch="360"/>
     </w:sectPr>
@@ -315,37 +2260,6 @@
 </w:endnotes>
 </file>
 
-<file path=word/footer1.xml><?xml version="1.0" encoding="utf-8"?>
-<w:ftr xmlns:wpc="http://schemas.microsoft.com/office/word/2010/wordprocessingCanvas" xmlns:mc="http://schemas.openxmlformats.org/markup-compatibility/2006" xmlns:o="urn:schemas-microsoft-com:office:office" xmlns:r="http://schemas.openxmlformats.org/officeDocument/2006/relationships" xmlns:m="http://schemas.openxmlformats.org/officeDocument/2006/math" xmlns:v="urn:schemas-microsoft-com:vml" xmlns:wp14="http://schemas.microsoft.com/office/word/2010/wordprocessingDrawing" xmlns:wp="http://schemas.openxmlformats.org/drawingml/2006/wordprocessingDrawing" xmlns:w10="urn:schemas-microsoft-com:office:word" xmlns:w="http://schemas.openxmlformats.org/wordprocessingml/2006/main" xmlns:w14="http://schemas.microsoft.com/office/word/2010/wordml" xmlns:w15="http://schemas.microsoft.com/office/word/2012/wordml" xmlns:wpg="http://schemas.microsoft.com/office/word/2010/wordprocessingGroup" xmlns:wpi="http://schemas.microsoft.com/office/word/2010/wordprocessingInk" xmlns:wne="http://schemas.microsoft.com/office/word/2006/wordml" xmlns:wps="http://schemas.microsoft.com/office/word/2010/wordprocessingShape">
-  <w:p>
-    <w:pPr>
-      <w:jc w:val="center"/>
-    </w:pPr>
-    <w:r>
-      <w:rPr>
-        <w:rFonts w:ascii="Calibri" w:cs="Calibri" w:eastAsia="Calibri" w:hAnsi="Calibri"/>
-        <w:color w:val="999999"/>
-        <w:sz w:val="16"/>
-        <w:szCs w:val="16"/>
-      </w:rPr>
-      <w:t xml:space="preserve">Page </w:t>
-    </w:r>
-    <w:r>
-      <w:rPr>
-        <w:rFonts w:ascii="Calibri" w:cs="Calibri" w:eastAsia="Calibri" w:hAnsi="Calibri"/>
-        <w:color w:val="999999"/>
-        <w:sz w:val="16"/>
-        <w:szCs w:val="16"/>
-      </w:rPr>
-      <w:fldChar w:fldCharType="begin"/>
-      <w:instrText xml:space="preserve">PAGE</w:instrText>
-      <w:fldChar w:fldCharType="separate"/>
-      <w:fldChar w:fldCharType="end"/>
-    </w:r>
-  </w:p>
-</w:ftr>
-</file>
-
 <file path=word/footnotes.xml><?xml version="1.0" encoding="utf-8"?>
 <w:footnotes xmlns:wpc="http://schemas.microsoft.com/office/word/2010/wordprocessingCanvas" xmlns:mc="http://schemas.openxmlformats.org/markup-compatibility/2006" xmlns:o="urn:schemas-microsoft-com:office:office" xmlns:r="http://schemas.openxmlformats.org/officeDocument/2006/relationships" xmlns:m="http://schemas.openxmlformats.org/officeDocument/2006/math" xmlns:v="urn:schemas-microsoft-com:vml" xmlns:wp14="http://schemas.microsoft.com/office/word/2010/wordprocessingDrawing" xmlns:wp="http://schemas.openxmlformats.org/drawingml/2006/wordprocessingDrawing" xmlns:w10="urn:schemas-microsoft-com:office:word" xmlns:w="http://schemas.openxmlformats.org/wordprocessingml/2006/main" xmlns:w14="http://schemas.microsoft.com/office/word/2010/wordml" xmlns:w15="http://schemas.microsoft.com/office/word/2012/wordml" xmlns:wpg="http://schemas.microsoft.com/office/word/2010/wordprocessingGroup" xmlns:wpi="http://schemas.microsoft.com/office/word/2010/wordprocessingInk" xmlns:wne="http://schemas.microsoft.com/office/word/2006/wordml" xmlns:wps="http://schemas.microsoft.com/office/word/2010/wordprocessingShape" mc:Ignorable="w14 w15 wp14">
   <w:footnote w:type="separator" w:id="-1">
@@ -381,25 +2295,6 @@
     </w:p>
   </w:footnote>
 </w:footnotes>
-</file>
-
-<file path=word/header1.xml><?xml version="1.0" encoding="utf-8"?>
-<w:hdr xmlns:wpc="http://schemas.microsoft.com/office/word/2010/wordprocessingCanvas" xmlns:mc="http://schemas.openxmlformats.org/markup-compatibility/2006" xmlns:o="urn:schemas-microsoft-com:office:office" xmlns:r="http://schemas.openxmlformats.org/officeDocument/2006/relationships" xmlns:m="http://schemas.openxmlformats.org/officeDocument/2006/math" xmlns:v="urn:schemas-microsoft-com:vml" xmlns:wp14="http://schemas.microsoft.com/office/word/2010/wordprocessingDrawing" xmlns:wp="http://schemas.openxmlformats.org/drawingml/2006/wordprocessingDrawing" xmlns:w10="urn:schemas-microsoft-com:office:word" xmlns:w="http://schemas.openxmlformats.org/wordprocessingml/2006/main" xmlns:w14="http://schemas.microsoft.com/office/word/2010/wordml" xmlns:w15="http://schemas.microsoft.com/office/word/2012/wordml" xmlns:wpg="http://schemas.microsoft.com/office/word/2010/wordprocessingGroup" xmlns:wpi="http://schemas.microsoft.com/office/word/2010/wordprocessingInk" xmlns:wne="http://schemas.microsoft.com/office/word/2006/wordml" xmlns:wps="http://schemas.microsoft.com/office/word/2010/wordprocessingShape" xmlns:cx="http://schemas.microsoft.com/office/drawing/2014/chartex" xmlns:cx1="http://schemas.microsoft.com/office/drawing/2015/9/8/chartex" xmlns:cx2="http://schemas.microsoft.com/office/drawing/2015/10/21/chartex" xmlns:cx3="http://schemas.microsoft.com/office/drawing/2016/5/9/chartex" xmlns:cx4="http://schemas.microsoft.com/office/drawing/2016/5/10/chartex" xmlns:cx5="http://schemas.microsoft.com/office/drawing/2016/5/11/chartex" xmlns:cx6="http://schemas.microsoft.com/office/drawing/2016/5/12/chartex" xmlns:cx7="http://schemas.microsoft.com/office/drawing/2016/5/13/chartex" xmlns:cx8="http://schemas.microsoft.com/office/drawing/2016/5/14/chartex" xmlns:w16cid="http://schemas.microsoft.com/office/word/2016/wordml/cid" xmlns:w16se="http://schemas.microsoft.com/office/word/2015/wordml/symex">
-  <w:p>
-    <w:pPr>
-      <w:jc w:val="right"/>
-    </w:pPr>
-    <w:r>
-      <w:rPr>
-        <w:rFonts w:ascii="Calibri" w:cs="Calibri" w:eastAsia="Calibri" w:hAnsi="Calibri"/>
-        <w:color w:val="999999"/>
-        <w:sz w:val="16"/>
-        <w:szCs w:val="16"/>
-      </w:rPr>
-      <w:t xml:space="preserve">Competition-Law Assistant Evaluation — Blinded Transcript</w:t>
-    </w:r>
-  </w:p>
-</w:hdr>
 </file>
 
 <file path=word/numbering.xml><?xml version="1.0" encoding="utf-8"?>
@@ -485,6 +2380,18 @@
       <w:lvlJc w:val="left"/>
       <w:pPr>
         <w:ind w:left="6480" w:hanging="360"/>
+      </w:pPr>
+    </w:lvl>
+  </w:abstractNum>
+  <w:abstractNum w:abstractNumId="2" w15:restartNumberingAfterBreak="0">
+    <w:multiLevelType w:val="hybridMultilevel"/>
+    <w:lvl w:ilvl="0" w15:tentative="1">
+      <w:start w:val="1"/>
+      <w:numFmt w:val="decimal"/>
+      <w:lvlText w:val="[%1]"/>
+      <w:lvlJc w:val="start"/>
+      <w:pPr>
+        <w:ind w:left="360" w:hanging="360"/>
       </w:pPr>
     </w:lvl>
   </w:abstractNum>
@@ -500,7 +2407,13 @@
 <file path=word/styles.xml><?xml version="1.0" encoding="utf-8"?>
 <w:styles xmlns:mc="http://schemas.openxmlformats.org/markup-compatibility/2006" xmlns:r="http://schemas.openxmlformats.org/officeDocument/2006/relationships" xmlns:w="http://schemas.openxmlformats.org/wordprocessingml/2006/main" xmlns:w14="http://schemas.microsoft.com/office/word/2010/wordml" xmlns:w15="http://schemas.microsoft.com/office/word/2012/wordml" mc:Ignorable="w14 w15">
   <w:docDefaults>
-    <w:rPrDefault/>
+    <w:rPrDefault>
+      <w:rPr>
+        <w:rFonts w:ascii="Calibri" w:cs="Calibri" w:eastAsia="Calibri" w:hAnsi="Calibri"/>
+        <w:sz w:val="22"/>
+        <w:szCs w:val="22"/>
+      </w:rPr>
+    </w:rPrDefault>
     <w:pPrDefault/>
   </w:docDefaults>
   <w:style w:type="paragraph" w:styleId="Title">
